--- a/MV_report_215519C.docx
+++ b/MV_report_215519C.docx
@@ -321,12 +321,16 @@
           <w:rFonts w:ascii="Times New Roman" w:hAnsi="Times New Roman" w:cs="Times New Roman"/>
           <w:b w:val="0"/>
           <w:bCs w:val="0"/>
+          <w:sz w:val="24"/>
+          <w:szCs w:val="24"/>
         </w:rPr>
       </w:pPr>
       <w:r>
         <w:rPr>
           <w:rFonts w:ascii="Times New Roman" w:hAnsi="Times New Roman" w:cs="Times New Roman"/>
           <w:color w:val="auto"/>
+          <w:sz w:val="24"/>
+          <w:szCs w:val="24"/>
         </w:rPr>
         <w:lastRenderedPageBreak/>
         <w:t xml:space="preserve">Question 1 </w:t>
@@ -337,6 +341,8 @@
           <w:b w:val="0"/>
           <w:bCs w:val="0"/>
           <w:color w:val="auto"/>
+          <w:sz w:val="24"/>
+          <w:szCs w:val="24"/>
         </w:rPr>
         <w:t>Total Least Squares &amp; RANSAC Line Fitting</w:t>
       </w:r>
@@ -344,20 +350,8 @@
     <w:p>
       <w:pPr>
         <w:pStyle w:val="Heading2"/>
-        <w:numPr>
-          <w:ilvl w:val="0"/>
-          <w:numId w:val="3"/>
-        </w:numPr>
-        <w:rPr>
-          <w:rFonts w:ascii="Times New Roman" w:hAnsi="Times New Roman" w:cs="Times New Roman"/>
-          <w:color w:val="auto"/>
-        </w:rPr>
-      </w:pPr>
-      <w:r>
-        <w:rPr>
-          <w:rFonts w:ascii="Times New Roman" w:hAnsi="Times New Roman" w:cs="Times New Roman"/>
-          <w:color w:val="auto"/>
-        </w:rPr>
+      </w:pPr>
+      <w:r>
         <w:t xml:space="preserve"> </w:t>
       </w:r>
     </w:p>
@@ -386,6 +380,18 @@
           <w:szCs w:val="20"/>
         </w:rPr>
       </w:pPr>
+    </w:p>
+    <w:p>
+      <w:pPr>
+        <w:pBdr>
+          <w:left w:val="single" w:sz="12" w:space="8" w:color="1F5C99"/>
+        </w:pBdr>
+        <w:spacing w:before="80" w:after="80"/>
+        <w:ind w:left="360"/>
+        <w:rPr>
+          <w:rFonts w:ascii="Times New Roman" w:hAnsi="Times New Roman" w:cs="Times New Roman"/>
+        </w:rPr>
+      </w:pPr>
       <w:r>
         <w:rPr>
           <w:rFonts w:ascii="Segoe UI Emoji" w:hAnsi="Segoe UI Emoji" w:cs="Segoe UI Emoji"/>
@@ -395,9 +401,9 @@
           <w:szCs w:val="20"/>
         </w:rPr>
         <w:drawing>
-          <wp:inline distT="0" distB="0" distL="0" distR="0" wp14:anchorId="20463F5E" wp14:editId="493E858A">
-            <wp:extent cx="5731510" cy="1943735"/>
-            <wp:effectExtent l="0" t="0" r="2540" b="0"/>
+          <wp:inline distT="0" distB="0" distL="0" distR="0" wp14:anchorId="01D49045" wp14:editId="13AF523D">
+            <wp:extent cx="4246673" cy="1440180"/>
+            <wp:effectExtent l="0" t="0" r="1905" b="7620"/>
             <wp:docPr id="610278677" name="Picture 1"/>
             <wp:cNvGraphicFramePr>
               <a:graphicFrameLocks xmlns:a="http://schemas.openxmlformats.org/drawingml/2006/main" noChangeAspect="1"/>
@@ -418,7 +424,7 @@
                   <pic:spPr>
                     <a:xfrm>
                       <a:off x="0" y="0"/>
-                      <a:ext cx="5731510" cy="1943735"/>
+                      <a:ext cx="4257170" cy="1443740"/>
                     </a:xfrm>
                     <a:prstGeom prst="rect">
                       <a:avLst/>
@@ -451,18 +457,6 @@
         <w:spacing w:before="80" w:after="80"/>
         <w:ind w:left="360"/>
         <w:rPr>
-          <w:rFonts w:ascii="Times New Roman" w:hAnsi="Times New Roman" w:cs="Times New Roman"/>
-        </w:rPr>
-      </w:pPr>
-    </w:p>
-    <w:p>
-      <w:pPr>
-        <w:pBdr>
-          <w:left w:val="single" w:sz="12" w:space="8" w:color="1F5C99"/>
-        </w:pBdr>
-        <w:spacing w:before="80" w:after="80"/>
-        <w:ind w:left="360"/>
-        <w:rPr>
           <w:rFonts w:ascii="Segoe UI Emoji" w:hAnsi="Segoe UI Emoji" w:cs="Segoe UI Emoji"/>
           <w:i/>
           <w:iCs/>
@@ -479,9 +473,9 @@
           <w:szCs w:val="20"/>
         </w:rPr>
         <w:drawing>
-          <wp:inline distT="0" distB="0" distL="0" distR="0" wp14:anchorId="4B16D0F5" wp14:editId="455B1AD9">
-            <wp:extent cx="5696745" cy="1714739"/>
-            <wp:effectExtent l="0" t="0" r="0" b="0"/>
+          <wp:inline distT="0" distB="0" distL="0" distR="0" wp14:anchorId="4B16D0F5" wp14:editId="147EA187">
+            <wp:extent cx="4246245" cy="1278134"/>
+            <wp:effectExtent l="0" t="0" r="1905" b="0"/>
             <wp:docPr id="258349399" name="Picture 1"/>
             <wp:cNvGraphicFramePr>
               <a:graphicFrameLocks xmlns:a="http://schemas.openxmlformats.org/drawingml/2006/main" noChangeAspect="1"/>
@@ -502,7 +496,7 @@
                   <pic:spPr>
                     <a:xfrm>
                       <a:off x="0" y="0"/>
-                      <a:ext cx="5696745" cy="1714739"/>
+                      <a:ext cx="4267738" cy="1284604"/>
                     </a:xfrm>
                     <a:prstGeom prst="rect">
                       <a:avLst/>
@@ -530,21 +524,26 @@
     <w:p>
       <w:pPr>
         <w:pStyle w:val="Heading2"/>
-        <w:rPr>
-          <w:rFonts w:ascii="Times New Roman" w:hAnsi="Times New Roman" w:cs="Times New Roman"/>
-          <w:color w:val="auto"/>
-        </w:rPr>
-      </w:pPr>
-      <w:r>
-        <w:rPr>
-          <w:rFonts w:ascii="Times New Roman" w:hAnsi="Times New Roman" w:cs="Times New Roman"/>
+      </w:pPr>
+    </w:p>
+    <w:p>
+      <w:pPr>
+        <w:rPr>
+          <w:rFonts w:ascii="Times New Roman" w:hAnsi="Times New Roman" w:cs="Times New Roman"/>
+          <w:b/>
+          <w:bCs/>
+          <w:sz w:val="28"/>
+          <w:szCs w:val="28"/>
+        </w:rPr>
+      </w:pPr>
+      <w:r>
+        <w:rPr>
           <w:noProof/>
-          <w:color w:val="auto"/>
         </w:rPr>
         <w:drawing>
-          <wp:inline distT="0" distB="0" distL="0" distR="0" wp14:anchorId="29E19FDA" wp14:editId="5B81DB05">
-            <wp:extent cx="4206240" cy="3004391"/>
-            <wp:effectExtent l="0" t="0" r="3810" b="5715"/>
+          <wp:inline distT="0" distB="0" distL="0" distR="0" wp14:anchorId="163CFA53" wp14:editId="59FF86CE">
+            <wp:extent cx="3541854" cy="2529840"/>
+            <wp:effectExtent l="0" t="0" r="1905" b="3810"/>
             <wp:docPr id="214305438" name="Picture 2"/>
             <wp:cNvGraphicFramePr>
               <a:graphicFrameLocks xmlns:a="http://schemas.openxmlformats.org/drawingml/2006/main" noChangeAspect="1"/>
@@ -571,7 +570,7 @@
                   <pic:spPr>
                     <a:xfrm>
                       <a:off x="0" y="0"/>
-                      <a:ext cx="4212072" cy="3008556"/>
+                      <a:ext cx="3548624" cy="2534676"/>
                     </a:xfrm>
                     <a:prstGeom prst="rect">
                       <a:avLst/>
@@ -583,17 +582,6 @@
           </wp:inline>
         </w:drawing>
       </w:r>
-    </w:p>
-    <w:p>
-      <w:pPr>
-        <w:rPr>
-          <w:rFonts w:ascii="Times New Roman" w:hAnsi="Times New Roman" w:cs="Times New Roman"/>
-          <w:b/>
-          <w:bCs/>
-          <w:sz w:val="28"/>
-          <w:szCs w:val="28"/>
-        </w:rPr>
-      </w:pPr>
       <w:r>
         <w:rPr>
           <w:rFonts w:ascii="Times New Roman" w:hAnsi="Times New Roman" w:cs="Times New Roman"/>
@@ -603,19 +591,6 @@
     </w:p>
     <w:p>
       <w:pPr>
-        <w:pStyle w:val="Heading2"/>
-        <w:numPr>
-          <w:ilvl w:val="0"/>
-          <w:numId w:val="3"/>
-        </w:numPr>
-        <w:rPr>
-          <w:rFonts w:ascii="Times New Roman" w:hAnsi="Times New Roman" w:cs="Times New Roman"/>
-          <w:color w:val="auto"/>
-        </w:rPr>
-      </w:pPr>
-    </w:p>
-    <w:p>
-      <w:pPr>
         <w:spacing w:before="120" w:after="60"/>
         <w:rPr>
           <w:rFonts w:ascii="Times New Roman" w:hAnsi="Times New Roman" w:cs="Times New Roman"/>
@@ -625,6 +600,7 @@
         <w:rPr>
           <w:rFonts w:ascii="Times New Roman" w:hAnsi="Times New Roman" w:cs="Times New Roman"/>
         </w:rPr>
+        <w:lastRenderedPageBreak/>
         <w:t>Fitted Line Parameters</w:t>
       </w:r>
     </w:p>
@@ -828,28 +804,26 @@
         <w:rPr>
           <w:rFonts w:ascii="Times New Roman" w:hAnsi="Times New Roman" w:cs="Times New Roman"/>
           <w:color w:val="auto"/>
+          <w:sz w:val="24"/>
+          <w:szCs w:val="24"/>
         </w:rPr>
       </w:pPr>
       <w:r>
         <w:rPr>
           <w:rFonts w:ascii="Times New Roman" w:hAnsi="Times New Roman" w:cs="Times New Roman"/>
           <w:color w:val="auto"/>
+          <w:sz w:val="24"/>
+          <w:szCs w:val="24"/>
         </w:rPr>
         <w:lastRenderedPageBreak/>
-        <w:t xml:space="preserve">Question </w:t>
-      </w:r>
-      <w:proofErr w:type="gramStart"/>
+        <w:t xml:space="preserve">Question 2 </w:t>
+      </w:r>
       <w:r>
         <w:rPr>
           <w:rFonts w:ascii="Times New Roman" w:hAnsi="Times New Roman" w:cs="Times New Roman"/>
           <w:color w:val="auto"/>
-        </w:rPr>
-        <w:t xml:space="preserve">2 </w:t>
-      </w:r>
-      <w:r>
-        <w:rPr>
-          <w:rFonts w:ascii="Times New Roman" w:hAnsi="Times New Roman" w:cs="Times New Roman"/>
-          <w:color w:val="auto"/>
+          <w:sz w:val="24"/>
+          <w:szCs w:val="24"/>
         </w:rPr>
         <w:t xml:space="preserve"> </w:t>
       </w:r>
@@ -859,18 +833,10 @@
           <w:b w:val="0"/>
           <w:bCs w:val="0"/>
           <w:color w:val="auto"/>
-        </w:rPr>
-        <w:t>Earring</w:t>
-      </w:r>
-      <w:proofErr w:type="gramEnd"/>
-      <w:r>
-        <w:rPr>
-          <w:rFonts w:ascii="Times New Roman" w:hAnsi="Times New Roman" w:cs="Times New Roman"/>
-          <w:b w:val="0"/>
-          <w:bCs w:val="0"/>
-          <w:color w:val="auto"/>
-        </w:rPr>
-        <w:t xml:space="preserve"> Size Estimation</w:t>
+          <w:sz w:val="24"/>
+          <w:szCs w:val="24"/>
+        </w:rPr>
+        <w:t>Earring Size Estimation</w:t>
       </w:r>
     </w:p>
     <w:p>
@@ -889,32 +855,14 @@
     </w:p>
     <w:p>
       <w:pPr>
-        <w:pBdr>
-          <w:bottom w:val="single" w:sz="6" w:space="1" w:color="CCCCCC"/>
-        </w:pBdr>
-        <w:spacing w:before="200" w:after="200"/>
-        <w:rPr>
-          <w:rFonts w:ascii="Times New Roman" w:hAnsi="Times New Roman" w:cs="Times New Roman"/>
-        </w:rPr>
-      </w:pPr>
-    </w:p>
-    <w:p>
-      <w:pPr>
         <w:pStyle w:val="Heading2"/>
-        <w:rPr>
-          <w:rFonts w:ascii="Times New Roman" w:hAnsi="Times New Roman" w:cs="Times New Roman"/>
-          <w:b w:val="0"/>
-          <w:bCs w:val="0"/>
-          <w:color w:val="auto"/>
-        </w:rPr>
-      </w:pPr>
-      <w:r>
-        <w:rPr>
-          <w:rFonts w:ascii="Times New Roman" w:hAnsi="Times New Roman" w:cs="Times New Roman"/>
-          <w:b w:val="0"/>
-          <w:bCs w:val="0"/>
-          <w:color w:val="auto"/>
-        </w:rPr>
+        <w:numPr>
+          <w:ilvl w:val="0"/>
+          <w:numId w:val="0"/>
+        </w:numPr>
+        <w:ind w:left="720"/>
+      </w:pPr>
+      <w:r>
         <w:t>Camera Parameters</w:t>
       </w:r>
     </w:p>
@@ -975,73 +923,60 @@
     <w:p>
       <w:pPr>
         <w:pStyle w:val="Heading2"/>
-        <w:rPr>
-          <w:rFonts w:ascii="Times New Roman" w:hAnsi="Times New Roman" w:cs="Times New Roman"/>
-          <w:b w:val="0"/>
-          <w:bCs w:val="0"/>
-          <w:color w:val="auto"/>
-        </w:rPr>
-      </w:pPr>
-      <w:r>
-        <w:rPr>
-          <w:rFonts w:ascii="Times New Roman" w:hAnsi="Times New Roman" w:cs="Times New Roman"/>
-          <w:b w:val="0"/>
-          <w:bCs w:val="0"/>
-          <w:color w:val="auto"/>
-        </w:rPr>
+        <w:numPr>
+          <w:ilvl w:val="0"/>
+          <w:numId w:val="0"/>
+        </w:numPr>
+        <w:ind w:left="720"/>
+      </w:pPr>
+      <w:r>
         <w:t>Derivation</w:t>
       </w:r>
     </w:p>
     <w:p>
       <w:pPr>
         <w:pStyle w:val="Heading2"/>
-        <w:rPr>
-          <w:rFonts w:ascii="Times New Roman" w:hAnsi="Times New Roman" w:cs="Times New Roman"/>
-          <w:b w:val="0"/>
-          <w:bCs w:val="0"/>
-          <w:iCs/>
-          <w:color w:val="auto"/>
-        </w:rPr>
+        <w:numPr>
+          <w:ilvl w:val="0"/>
+          <w:numId w:val="0"/>
+        </w:numPr>
+        <w:ind w:left="720"/>
       </w:pPr>
       <m:oMathPara>
         <m:oMath>
           <m:r>
             <m:rPr>
-              <m:sty m:val="p"/>
+              <m:sty m:val="b"/>
             </m:rPr>
             <w:rPr>
-              <w:rFonts w:ascii="Cambria Math" w:hAnsi="Cambria Math" w:cs="Times New Roman"/>
-              <w:color w:val="auto"/>
+              <w:rFonts w:ascii="Cambria Math" w:hAnsi="Cambria Math"/>
             </w:rPr>
             <m:t>Real Size =</m:t>
           </m:r>
           <m:r>
             <m:rPr>
-              <m:sty m:val="p"/>
+              <m:sty m:val="b"/>
             </m:rPr>
             <w:rPr>
-              <w:rFonts w:ascii="Cambria Math" w:hAnsi="Cambria Math" w:cs="Times New Roman"/>
-              <w:color w:val="auto"/>
+              <w:rFonts w:ascii="Cambria Math" w:hAnsi="Cambria Math"/>
             </w:rPr>
             <m:t xml:space="preserve"> size in pixels ×pixel size on</m:t>
           </m:r>
           <m:r>
             <m:rPr>
-              <m:sty m:val="p"/>
+              <m:sty m:val="b"/>
             </m:rPr>
             <w:rPr>
-              <w:rFonts w:ascii="Cambria Math" w:hAnsi="Cambria Math" w:cs="Times New Roman"/>
-              <w:color w:val="auto"/>
+              <w:rFonts w:ascii="Cambria Math" w:hAnsi="Cambria Math"/>
             </w:rPr>
             <m:t xml:space="preserve"> sensor</m:t>
           </m:r>
           <m:r>
             <m:rPr>
-              <m:sty m:val="p"/>
+              <m:sty m:val="b"/>
             </m:rPr>
             <w:rPr>
-              <w:rFonts w:ascii="Cambria Math" w:hAnsi="Cambria Math" w:cs="Times New Roman"/>
-              <w:color w:val="auto"/>
+              <w:rFonts w:ascii="Cambria Math" w:hAnsi="Cambria Math"/>
             </w:rPr>
             <m:t xml:space="preserve"> × </m:t>
           </m:r>
@@ -1049,21 +984,20 @@
             <m:fPr>
               <m:ctrlPr>
                 <w:rPr>
-                  <w:rFonts w:ascii="Cambria Math" w:hAnsi="Cambria Math" w:cs="Times New Roman"/>
-                  <w:b w:val="0"/>
-                  <w:bCs w:val="0"/>
-                  <w:iCs/>
+                  <w:rFonts w:ascii="Cambria Math" w:hAnsi="Cambria Math"/>
                   <w:color w:val="000000" w:themeColor="text1"/>
+                  <w:sz w:val="28"/>
+                  <w:szCs w:val="28"/>
                 </w:rPr>
               </m:ctrlPr>
             </m:fPr>
             <m:num>
               <m:r>
                 <m:rPr>
-                  <m:sty m:val="p"/>
+                  <m:sty m:val="b"/>
                 </m:rPr>
                 <w:rPr>
-                  <w:rFonts w:ascii="Cambria Math" w:hAnsi="Cambria Math" w:cs="Times New Roman"/>
+                  <w:rFonts w:ascii="Cambria Math" w:hAnsi="Cambria Math"/>
                   <w:color w:val="000000" w:themeColor="text1"/>
                 </w:rPr>
                 <m:t>Distance from lens</m:t>
@@ -1072,10 +1006,10 @@
             <m:den>
               <m:r>
                 <m:rPr>
-                  <m:sty m:val="p"/>
+                  <m:sty m:val="b"/>
                 </m:rPr>
                 <w:rPr>
-                  <w:rFonts w:ascii="Cambria Math" w:hAnsi="Cambria Math" w:cs="Times New Roman"/>
+                  <w:rFonts w:ascii="Cambria Math" w:hAnsi="Cambria Math"/>
                   <w:color w:val="000000" w:themeColor="text1"/>
                 </w:rPr>
                 <m:t>Focal length</m:t>
@@ -1084,11 +1018,10 @@
           </m:f>
           <m:r>
             <m:rPr>
-              <m:sty m:val="p"/>
+              <m:sty m:val="b"/>
             </m:rPr>
             <w:rPr>
-              <w:rFonts w:ascii="Cambria Math" w:hAnsi="Cambria Math" w:cs="Times New Roman"/>
-              <w:color w:val="auto"/>
+              <w:rFonts w:ascii="Cambria Math" w:hAnsi="Cambria Math"/>
             </w:rPr>
             <m:t xml:space="preserve"> </m:t>
           </m:r>
@@ -1098,20 +1031,13 @@
     <w:p>
       <w:pPr>
         <w:pStyle w:val="Heading2"/>
-        <w:rPr>
-          <w:rFonts w:ascii="Times New Roman" w:hAnsi="Times New Roman" w:cs="Times New Roman"/>
-          <w:b w:val="0"/>
-          <w:bCs w:val="0"/>
-          <w:color w:val="auto"/>
-        </w:rPr>
-      </w:pPr>
-      <w:r>
-        <w:rPr>
-          <w:rFonts w:ascii="Times New Roman" w:hAnsi="Times New Roman" w:cs="Times New Roman"/>
-          <w:b w:val="0"/>
-          <w:bCs w:val="0"/>
-          <w:color w:val="auto"/>
-        </w:rPr>
+        <w:numPr>
+          <w:ilvl w:val="0"/>
+          <w:numId w:val="0"/>
+        </w:numPr>
+        <w:ind w:left="720"/>
+      </w:pPr>
+      <w:r>
         <w:t>Results</w:t>
       </w:r>
     </w:p>
@@ -1216,10 +1142,10 @@
           <w:szCs w:val="20"/>
         </w:rPr>
         <w:drawing>
-          <wp:inline distT="0" distB="0" distL="0" distR="0" wp14:anchorId="4B88876B" wp14:editId="481553B4">
-            <wp:extent cx="4244340" cy="3687706"/>
-            <wp:effectExtent l="0" t="0" r="3810" b="8255"/>
-            <wp:docPr id="961391555" name="Picture 4"/>
+          <wp:inline distT="0" distB="0" distL="0" distR="0" wp14:anchorId="0FA20950" wp14:editId="4BE5603C">
+            <wp:extent cx="5731510" cy="4298315"/>
+            <wp:effectExtent l="0" t="0" r="2540" b="6985"/>
+            <wp:docPr id="2122481458" name="Picture 6"/>
             <wp:cNvGraphicFramePr>
               <a:graphicFrameLocks xmlns:a="http://schemas.openxmlformats.org/drawingml/2006/main" noChangeAspect="1"/>
             </wp:cNvGraphicFramePr>
@@ -1227,18 +1153,221 @@
               <a:graphicData uri="http://schemas.openxmlformats.org/drawingml/2006/picture">
                 <pic:pic xmlns:pic="http://schemas.openxmlformats.org/drawingml/2006/picture">
                   <pic:nvPicPr>
-                    <pic:cNvPr id="961391555" name="Picture 961391555"/>
+                    <pic:cNvPr id="2122481458" name="Picture 2122481458"/>
                     <pic:cNvPicPr/>
                   </pic:nvPicPr>
-                  <pic:blipFill rotWithShape="1">
-                    <a:blip r:embed="rId12" cstate="print">
+                  <pic:blipFill>
+                    <a:blip r:embed="rId12">
                       <a:extLst>
                         <a:ext uri="{28A0092B-C50C-407E-A947-70E740481C1C}">
                           <a14:useLocalDpi xmlns:a14="http://schemas.microsoft.com/office/drawing/2010/main" val="0"/>
                         </a:ext>
                       </a:extLst>
                     </a:blip>
-                    <a:srcRect l="16526" r="17009" b="22997"/>
+                    <a:stretch>
+                      <a:fillRect/>
+                    </a:stretch>
+                  </pic:blipFill>
+                  <pic:spPr>
+                    <a:xfrm>
+                      <a:off x="0" y="0"/>
+                      <a:ext cx="5731510" cy="4298315"/>
+                    </a:xfrm>
+                    <a:prstGeom prst="rect">
+                      <a:avLst/>
+                    </a:prstGeom>
+                  </pic:spPr>
+                </pic:pic>
+              </a:graphicData>
+            </a:graphic>
+          </wp:inline>
+        </w:drawing>
+      </w:r>
+    </w:p>
+    <w:p>
+      <w:pPr>
+        <w:rPr>
+          <w:rFonts w:ascii="Times New Roman" w:hAnsi="Times New Roman" w:cs="Times New Roman"/>
+          <w:b/>
+          <w:bCs/>
+          <w:sz w:val="32"/>
+          <w:szCs w:val="32"/>
+        </w:rPr>
+      </w:pPr>
+    </w:p>
+    <w:p>
+      <w:pPr>
+        <w:pStyle w:val="Heading1"/>
+        <w:rPr>
+          <w:rFonts w:ascii="Times New Roman" w:hAnsi="Times New Roman" w:cs="Times New Roman"/>
+          <w:b w:val="0"/>
+          <w:bCs w:val="0"/>
+          <w:color w:val="auto"/>
+          <w:sz w:val="24"/>
+          <w:szCs w:val="24"/>
+        </w:rPr>
+      </w:pPr>
+      <w:r>
+        <w:rPr>
+          <w:rFonts w:ascii="Times New Roman" w:hAnsi="Times New Roman" w:cs="Times New Roman"/>
+          <w:color w:val="auto"/>
+          <w:sz w:val="24"/>
+          <w:szCs w:val="24"/>
+        </w:rPr>
+        <w:lastRenderedPageBreak/>
+        <w:t xml:space="preserve">Question 3 </w:t>
+      </w:r>
+      <w:r>
+        <w:rPr>
+          <w:rFonts w:ascii="Times New Roman" w:hAnsi="Times New Roman" w:cs="Times New Roman"/>
+          <w:color w:val="auto"/>
+          <w:sz w:val="24"/>
+          <w:szCs w:val="24"/>
+        </w:rPr>
+        <w:t xml:space="preserve"> </w:t>
+      </w:r>
+      <w:r>
+        <w:rPr>
+          <w:rFonts w:ascii="Times New Roman" w:hAnsi="Times New Roman" w:cs="Times New Roman"/>
+          <w:b w:val="0"/>
+          <w:bCs w:val="0"/>
+          <w:color w:val="auto"/>
+          <w:sz w:val="24"/>
+          <w:szCs w:val="24"/>
+        </w:rPr>
+        <w:t>Flag Superimposition on Cricket Turf</w:t>
+      </w:r>
+    </w:p>
+    <w:p>
+      <w:pPr>
+        <w:pStyle w:val="Heading2"/>
+        <w:numPr>
+          <w:ilvl w:val="0"/>
+          <w:numId w:val="0"/>
+        </w:numPr>
+        <w:ind w:left="720"/>
+      </w:pPr>
+      <w:r>
+        <w:t>Select Turf Corners</w:t>
+      </w:r>
+    </w:p>
+    <w:p>
+      <w:pPr>
+        <w:pBdr>
+          <w:left w:val="single" w:sz="12" w:space="8" w:color="1F5C99"/>
+        </w:pBdr>
+        <w:spacing w:before="80" w:after="80"/>
+        <w:ind w:left="360"/>
+        <w:rPr>
+          <w:rFonts w:ascii="Segoe UI Emoji" w:hAnsi="Segoe UI Emoji" w:cs="Segoe UI Emoji"/>
+          <w:i/>
+          <w:iCs/>
+          <w:sz w:val="20"/>
+          <w:szCs w:val="20"/>
+        </w:rPr>
+      </w:pPr>
+      <w:r>
+        <w:rPr>
+          <w:rFonts w:ascii="Segoe UI Emoji" w:hAnsi="Segoe UI Emoji" w:cs="Segoe UI Emoji"/>
+          <w:i/>
+          <w:iCs/>
+          <w:sz w:val="20"/>
+          <w:szCs w:val="20"/>
+        </w:rPr>
+        <w:drawing>
+          <wp:inline distT="0" distB="0" distL="0" distR="0" wp14:anchorId="627069DC" wp14:editId="35126E7C">
+            <wp:extent cx="5731510" cy="3556635"/>
+            <wp:effectExtent l="0" t="0" r="2540" b="5715"/>
+            <wp:docPr id="667937835" name="Picture 1"/>
+            <wp:cNvGraphicFramePr>
+              <a:graphicFrameLocks xmlns:a="http://schemas.openxmlformats.org/drawingml/2006/main" noChangeAspect="1"/>
+            </wp:cNvGraphicFramePr>
+            <a:graphic xmlns:a="http://schemas.openxmlformats.org/drawingml/2006/main">
+              <a:graphicData uri="http://schemas.openxmlformats.org/drawingml/2006/picture">
+                <pic:pic xmlns:pic="http://schemas.openxmlformats.org/drawingml/2006/picture">
+                  <pic:nvPicPr>
+                    <pic:cNvPr id="667937835" name=""/>
+                    <pic:cNvPicPr/>
+                  </pic:nvPicPr>
+                  <pic:blipFill>
+                    <a:blip r:embed="rId13"/>
+                    <a:stretch>
+                      <a:fillRect/>
+                    </a:stretch>
+                  </pic:blipFill>
+                  <pic:spPr>
+                    <a:xfrm>
+                      <a:off x="0" y="0"/>
+                      <a:ext cx="5731510" cy="3556635"/>
+                    </a:xfrm>
+                    <a:prstGeom prst="rect">
+                      <a:avLst/>
+                    </a:prstGeom>
+                  </pic:spPr>
+                </pic:pic>
+              </a:graphicData>
+            </a:graphic>
+          </wp:inline>
+        </w:drawing>
+      </w:r>
+    </w:p>
+    <w:p>
+      <w:pPr>
+        <w:pBdr>
+          <w:left w:val="single" w:sz="12" w:space="8" w:color="1F5C99"/>
+        </w:pBdr>
+        <w:spacing w:before="80" w:after="80"/>
+        <w:ind w:left="360"/>
+        <w:rPr>
+          <w:rFonts w:ascii="Segoe UI Emoji" w:hAnsi="Segoe UI Emoji" w:cs="Segoe UI Emoji"/>
+          <w:i/>
+          <w:iCs/>
+          <w:sz w:val="20"/>
+          <w:szCs w:val="20"/>
+        </w:rPr>
+      </w:pPr>
+    </w:p>
+    <w:p>
+      <w:pPr>
+        <w:pBdr>
+          <w:left w:val="single" w:sz="12" w:space="8" w:color="1F5C99"/>
+        </w:pBdr>
+        <w:spacing w:before="80" w:after="80"/>
+        <w:ind w:left="360"/>
+        <w:rPr>
+          <w:rFonts w:ascii="Segoe UI Emoji" w:hAnsi="Segoe UI Emoji" w:cs="Segoe UI Emoji"/>
+          <w:i/>
+          <w:iCs/>
+          <w:sz w:val="20"/>
+          <w:szCs w:val="20"/>
+        </w:rPr>
+      </w:pPr>
+      <w:r>
+        <w:rPr>
+          <w:rFonts w:ascii="Segoe UI Emoji" w:hAnsi="Segoe UI Emoji" w:cs="Segoe UI Emoji"/>
+          <w:i/>
+          <w:iCs/>
+          <w:sz w:val="20"/>
+          <w:szCs w:val="20"/>
+        </w:rPr>
+        <w:drawing>
+          <wp:inline distT="0" distB="0" distL="0" distR="0" wp14:anchorId="486577C4" wp14:editId="75C1099A">
+            <wp:extent cx="3979267" cy="1112520"/>
+            <wp:effectExtent l="0" t="0" r="2540" b="0"/>
+            <wp:docPr id="1752227161" name="Picture 1"/>
+            <wp:cNvGraphicFramePr>
+              <a:graphicFrameLocks xmlns:a="http://schemas.openxmlformats.org/drawingml/2006/main" noChangeAspect="1"/>
+            </wp:cNvGraphicFramePr>
+            <a:graphic xmlns:a="http://schemas.openxmlformats.org/drawingml/2006/main">
+              <a:graphicData uri="http://schemas.openxmlformats.org/drawingml/2006/picture">
+                <pic:pic xmlns:pic="http://schemas.openxmlformats.org/drawingml/2006/picture">
+                  <pic:nvPicPr>
+                    <pic:cNvPr id="1752227161" name=""/>
+                    <pic:cNvPicPr/>
+                  </pic:nvPicPr>
+                  <pic:blipFill rotWithShape="1">
+                    <a:blip r:embed="rId14"/>
+                    <a:srcRect b="46451"/>
                     <a:stretch>
                       <a:fillRect/>
                     </a:stretch>
@@ -1246,7 +1375,7 @@
                   <pic:spPr bwMode="auto">
                     <a:xfrm>
                       <a:off x="0" y="0"/>
-                      <a:ext cx="4256030" cy="3697863"/>
+                      <a:ext cx="4038307" cy="1129026"/>
                     </a:xfrm>
                     <a:prstGeom prst="rect">
                       <a:avLst/>
@@ -1269,6 +1398,34 @@
     </w:p>
     <w:p>
       <w:pPr>
+        <w:pStyle w:val="Heading2"/>
+        <w:numPr>
+          <w:ilvl w:val="0"/>
+          <w:numId w:val="0"/>
+        </w:numPr>
+        <w:ind w:left="720"/>
+      </w:pPr>
+      <w:proofErr w:type="spellStart"/>
+      <w:r>
+        <w:t>Homography</w:t>
+      </w:r>
+      <w:proofErr w:type="spellEnd"/>
+      <w:r>
+        <w:t xml:space="preserve"> Matrix</w:t>
+      </w:r>
+    </w:p>
+    <w:p>
+      <w:pPr>
+        <w:pBdr>
+          <w:left w:val="single" w:sz="12" w:space="8" w:color="1F5C99"/>
+        </w:pBdr>
+        <w:spacing w:before="80" w:after="80"/>
+        <w:ind w:left="360"/>
+        <w:rPr>
+          <w:rFonts w:ascii="Times New Roman" w:hAnsi="Times New Roman" w:cs="Times New Roman"/>
+        </w:rPr>
+      </w:pPr>
+      <w:r>
         <w:rPr>
           <w:rFonts w:ascii="Segoe UI Emoji" w:hAnsi="Segoe UI Emoji" w:cs="Segoe UI Emoji"/>
           <w:i/>
@@ -1276,131 +1433,76 @@
           <w:sz w:val="20"/>
           <w:szCs w:val="20"/>
         </w:rPr>
-      </w:pPr>
-    </w:p>
-    <w:p>
-      <w:pPr>
-        <w:pStyle w:val="Heading1"/>
-        <w:rPr>
-          <w:rFonts w:ascii="Times New Roman" w:hAnsi="Times New Roman" w:cs="Times New Roman"/>
-          <w:b w:val="0"/>
-          <w:bCs w:val="0"/>
-          <w:color w:val="auto"/>
-        </w:rPr>
-      </w:pPr>
-      <w:r>
-        <w:rPr>
-          <w:rFonts w:ascii="Times New Roman" w:hAnsi="Times New Roman" w:cs="Times New Roman"/>
-          <w:color w:val="auto"/>
-        </w:rPr>
+        <w:drawing>
+          <wp:inline distT="0" distB="0" distL="0" distR="0" wp14:anchorId="5842EDFE" wp14:editId="4BFD930F">
+            <wp:extent cx="4046220" cy="1036955"/>
+            <wp:effectExtent l="0" t="0" r="0" b="0"/>
+            <wp:docPr id="1636674618" name="Picture 1"/>
+            <wp:cNvGraphicFramePr>
+              <a:graphicFrameLocks xmlns:a="http://schemas.openxmlformats.org/drawingml/2006/main" noChangeAspect="1"/>
+            </wp:cNvGraphicFramePr>
+            <a:graphic xmlns:a="http://schemas.openxmlformats.org/drawingml/2006/main">
+              <a:graphicData uri="http://schemas.openxmlformats.org/drawingml/2006/picture">
+                <pic:pic xmlns:pic="http://schemas.openxmlformats.org/drawingml/2006/picture">
+                  <pic:nvPicPr>
+                    <pic:cNvPr id="1752227161" name=""/>
+                    <pic:cNvPicPr/>
+                  </pic:nvPicPr>
+                  <pic:blipFill rotWithShape="1">
+                    <a:blip r:embed="rId14"/>
+                    <a:srcRect t="55807" r="9966"/>
+                    <a:stretch>
+                      <a:fillRect/>
+                    </a:stretch>
+                  </pic:blipFill>
+                  <pic:spPr bwMode="auto">
+                    <a:xfrm>
+                      <a:off x="0" y="0"/>
+                      <a:ext cx="4119590" cy="1055758"/>
+                    </a:xfrm>
+                    <a:prstGeom prst="rect">
+                      <a:avLst/>
+                    </a:prstGeom>
+                    <a:ln>
+                      <a:noFill/>
+                    </a:ln>
+                    <a:extLst>
+                      <a:ext uri="{53640926-AAD7-44D8-BBD7-CCE9431645EC}">
+                        <a14:shadowObscured xmlns:a14="http://schemas.microsoft.com/office/drawing/2010/main"/>
+                      </a:ext>
+                    </a:extLst>
+                  </pic:spPr>
+                </pic:pic>
+              </a:graphicData>
+            </a:graphic>
+          </wp:inline>
+        </w:drawing>
+      </w:r>
+    </w:p>
+    <w:p>
+      <w:pPr>
+        <w:rPr>
+          <w:rFonts w:ascii="Times New Roman" w:hAnsi="Times New Roman" w:cs="Times New Roman"/>
+          <w:b/>
+          <w:bCs/>
+        </w:rPr>
+      </w:pPr>
+      <w:r>
+        <w:br w:type="page"/>
+      </w:r>
+    </w:p>
+    <w:p>
+      <w:pPr>
+        <w:pStyle w:val="Heading2"/>
+        <w:numPr>
+          <w:ilvl w:val="0"/>
+          <w:numId w:val="0"/>
+        </w:numPr>
+        <w:ind w:left="720"/>
+      </w:pPr>
+      <w:r>
         <w:lastRenderedPageBreak/>
-        <w:t xml:space="preserve">Question </w:t>
-      </w:r>
-      <w:proofErr w:type="gramStart"/>
-      <w:r>
-        <w:rPr>
-          <w:rFonts w:ascii="Times New Roman" w:hAnsi="Times New Roman" w:cs="Times New Roman"/>
-          <w:color w:val="auto"/>
-        </w:rPr>
-        <w:t xml:space="preserve">3 </w:t>
-      </w:r>
-      <w:r>
-        <w:rPr>
-          <w:rFonts w:ascii="Times New Roman" w:hAnsi="Times New Roman" w:cs="Times New Roman"/>
-          <w:color w:val="auto"/>
-        </w:rPr>
-        <w:t xml:space="preserve"> </w:t>
-      </w:r>
-      <w:r>
-        <w:rPr>
-          <w:rFonts w:ascii="Times New Roman" w:hAnsi="Times New Roman" w:cs="Times New Roman"/>
-          <w:b w:val="0"/>
-          <w:bCs w:val="0"/>
-          <w:color w:val="auto"/>
-        </w:rPr>
-        <w:t>Flag</w:t>
-      </w:r>
-      <w:proofErr w:type="gramEnd"/>
-      <w:r>
-        <w:rPr>
-          <w:rFonts w:ascii="Times New Roman" w:hAnsi="Times New Roman" w:cs="Times New Roman"/>
-          <w:b w:val="0"/>
-          <w:bCs w:val="0"/>
-          <w:color w:val="auto"/>
-        </w:rPr>
-        <w:t xml:space="preserve"> Superimposition on Cricket Turf</w:t>
-      </w:r>
-    </w:p>
-    <w:p>
-      <w:pPr>
-        <w:pStyle w:val="Heading2"/>
-        <w:rPr>
-          <w:rFonts w:ascii="Times New Roman" w:hAnsi="Times New Roman" w:cs="Times New Roman"/>
-          <w:color w:val="auto"/>
-        </w:rPr>
-      </w:pPr>
-      <w:r>
-        <w:rPr>
-          <w:rFonts w:ascii="Times New Roman" w:hAnsi="Times New Roman" w:cs="Times New Roman"/>
-          <w:color w:val="auto"/>
-        </w:rPr>
-        <w:t>Methodology</w:t>
-      </w:r>
-    </w:p>
-    <w:p>
-      <w:pPr>
-        <w:spacing w:before="100" w:after="100"/>
-        <w:rPr>
-          <w:rFonts w:ascii="Times New Roman" w:hAnsi="Times New Roman" w:cs="Times New Roman"/>
-        </w:rPr>
-      </w:pPr>
-      <w:r>
-        <w:rPr>
-          <w:rFonts w:ascii="Times New Roman" w:hAnsi="Times New Roman" w:cs="Times New Roman"/>
-        </w:rPr>
-        <w:t xml:space="preserve">Four corners of the cricket pitch were identified from the image. These served as destination points for the </w:t>
-      </w:r>
-      <w:proofErr w:type="spellStart"/>
-      <w:r>
-        <w:rPr>
-          <w:rFonts w:ascii="Times New Roman" w:hAnsi="Times New Roman" w:cs="Times New Roman"/>
-        </w:rPr>
-        <w:t>homography</w:t>
-      </w:r>
-      <w:proofErr w:type="spellEnd"/>
-      <w:r>
-        <w:rPr>
-          <w:rFonts w:ascii="Times New Roman" w:hAnsi="Times New Roman" w:cs="Times New Roman"/>
-        </w:rPr>
-        <w:t xml:space="preserve">. The four corners of the flag image served as source points. OpenCV's </w:t>
-      </w:r>
-      <w:proofErr w:type="spellStart"/>
-      <w:r>
-        <w:rPr>
-          <w:rFonts w:ascii="Times New Roman" w:hAnsi="Times New Roman" w:cs="Times New Roman"/>
-        </w:rPr>
-        <w:t>findHomography</w:t>
-      </w:r>
-      <w:proofErr w:type="spellEnd"/>
-      <w:r>
-        <w:rPr>
-          <w:rFonts w:ascii="Times New Roman" w:hAnsi="Times New Roman" w:cs="Times New Roman"/>
-        </w:rPr>
-        <w:t xml:space="preserve"> function computed the 3×3 transformation matrix H, and </w:t>
-      </w:r>
-      <w:proofErr w:type="spellStart"/>
-      <w:r>
-        <w:rPr>
-          <w:rFonts w:ascii="Times New Roman" w:hAnsi="Times New Roman" w:cs="Times New Roman"/>
-        </w:rPr>
-        <w:t>warpPerspective</w:t>
-      </w:r>
-      <w:proofErr w:type="spellEnd"/>
-      <w:r>
-        <w:rPr>
-          <w:rFonts w:ascii="Times New Roman" w:hAnsi="Times New Roman" w:cs="Times New Roman"/>
-        </w:rPr>
-        <w:t xml:space="preserve"> applied it to map the flag into the perspective of the turf.</w:t>
+        <w:t>Result</w:t>
       </w:r>
     </w:p>
     <w:p>
@@ -1416,296 +1518,50 @@
       </w:pPr>
       <w:r>
         <w:rPr>
-          <w:rFonts w:ascii="Segoe UI Emoji" w:hAnsi="Segoe UI Emoji" w:cs="Segoe UI Emoji"/>
-          <w:i/>
-          <w:iCs/>
-          <w:sz w:val="20"/>
-          <w:szCs w:val="20"/>
-        </w:rPr>
-        <w:t>📌</w:t>
-      </w:r>
-      <w:r>
-        <w:rPr>
-          <w:rFonts w:ascii="Times New Roman" w:hAnsi="Times New Roman" w:cs="Times New Roman"/>
-          <w:i/>
-          <w:iCs/>
-          <w:sz w:val="20"/>
-          <w:szCs w:val="20"/>
-        </w:rPr>
-        <w:t xml:space="preserve"> [INSERT HERE: Paste the code snippet for corner selection and </w:t>
-      </w:r>
-      <w:proofErr w:type="spellStart"/>
-      <w:r>
-        <w:rPr>
-          <w:rFonts w:ascii="Times New Roman" w:hAnsi="Times New Roman" w:cs="Times New Roman"/>
-          <w:i/>
-          <w:iCs/>
-          <w:sz w:val="20"/>
-          <w:szCs w:val="20"/>
-        </w:rPr>
-        <w:t>homography</w:t>
-      </w:r>
-      <w:proofErr w:type="spellEnd"/>
-      <w:r>
-        <w:rPr>
-          <w:rFonts w:ascii="Times New Roman" w:hAnsi="Times New Roman" w:cs="Times New Roman"/>
-          <w:i/>
-          <w:iCs/>
-          <w:sz w:val="20"/>
-          <w:szCs w:val="20"/>
-        </w:rPr>
-        <w:t xml:space="preserve"> computation from your notebook]</w:t>
-      </w:r>
-    </w:p>
-    <w:p>
-      <w:pPr>
-        <w:pStyle w:val="Heading2"/>
-        <w:rPr>
-          <w:rFonts w:ascii="Times New Roman" w:hAnsi="Times New Roman" w:cs="Times New Roman"/>
-          <w:color w:val="auto"/>
-        </w:rPr>
-      </w:pPr>
-      <w:r>
-        <w:rPr>
-          <w:rFonts w:ascii="Times New Roman" w:hAnsi="Times New Roman" w:cs="Times New Roman"/>
-          <w:color w:val="auto"/>
-        </w:rPr>
-        <w:t>Selected Turf Corners</w:t>
-      </w:r>
-    </w:p>
-    <w:p>
-      <w:pPr>
-        <w:pBdr>
-          <w:left w:val="single" w:sz="12" w:space="8" w:color="1F5C99"/>
-        </w:pBdr>
-        <w:spacing w:before="80" w:after="80"/>
-        <w:ind w:left="360"/>
-        <w:rPr>
-          <w:rFonts w:ascii="Times New Roman" w:hAnsi="Times New Roman" w:cs="Times New Roman"/>
-        </w:rPr>
-      </w:pPr>
-      <w:r>
-        <w:rPr>
-          <w:rFonts w:ascii="Segoe UI Emoji" w:hAnsi="Segoe UI Emoji" w:cs="Segoe UI Emoji"/>
-          <w:i/>
-          <w:iCs/>
-          <w:sz w:val="20"/>
-          <w:szCs w:val="20"/>
-        </w:rPr>
-        <w:t>📌</w:t>
-      </w:r>
-      <w:r>
-        <w:rPr>
-          <w:rFonts w:ascii="Times New Roman" w:hAnsi="Times New Roman" w:cs="Times New Roman"/>
-          <w:i/>
-          <w:iCs/>
-          <w:sz w:val="20"/>
-          <w:szCs w:val="20"/>
-        </w:rPr>
-        <w:t xml:space="preserve"> [INSERT HERE: Paste a screenshot showing the turf image with the four selected corner points marked (the quadrangle overlay image)]</w:t>
-      </w:r>
-    </w:p>
-    <w:p>
-      <w:pPr>
-        <w:pBdr>
-          <w:left w:val="single" w:sz="12" w:space="8" w:color="1F5C99"/>
-        </w:pBdr>
-        <w:spacing w:before="80" w:after="80"/>
-        <w:ind w:left="360"/>
-        <w:rPr>
-          <w:rFonts w:ascii="Times New Roman" w:hAnsi="Times New Roman" w:cs="Times New Roman"/>
-        </w:rPr>
-      </w:pPr>
-      <w:r>
-        <w:rPr>
-          <w:rFonts w:ascii="Segoe UI Emoji" w:hAnsi="Segoe UI Emoji" w:cs="Segoe UI Emoji"/>
-          <w:i/>
-          <w:iCs/>
-          <w:sz w:val="20"/>
-          <w:szCs w:val="20"/>
-        </w:rPr>
-        <w:t>📌</w:t>
-      </w:r>
-      <w:r>
-        <w:rPr>
-          <w:rFonts w:ascii="Times New Roman" w:hAnsi="Times New Roman" w:cs="Times New Roman"/>
-          <w:i/>
-          <w:iCs/>
-          <w:sz w:val="20"/>
-          <w:szCs w:val="20"/>
-        </w:rPr>
-        <w:t xml:space="preserve"> [INSERT HERE: Paste the printed coordinates of the four corner points (P1–P4) from your notebook output]</w:t>
-      </w:r>
-    </w:p>
-    <w:p>
-      <w:pPr>
-        <w:pStyle w:val="Heading2"/>
-        <w:rPr>
-          <w:rFonts w:ascii="Times New Roman" w:hAnsi="Times New Roman" w:cs="Times New Roman"/>
-          <w:color w:val="auto"/>
-        </w:rPr>
-      </w:pPr>
-      <w:proofErr w:type="spellStart"/>
-      <w:r>
-        <w:rPr>
-          <w:rFonts w:ascii="Times New Roman" w:hAnsi="Times New Roman" w:cs="Times New Roman"/>
-          <w:color w:val="auto"/>
-        </w:rPr>
-        <w:t>Homography</w:t>
-      </w:r>
-      <w:proofErr w:type="spellEnd"/>
-      <w:r>
-        <w:rPr>
-          <w:rFonts w:ascii="Times New Roman" w:hAnsi="Times New Roman" w:cs="Times New Roman"/>
-          <w:color w:val="auto"/>
-        </w:rPr>
-        <w:t xml:space="preserve"> Matrix</w:t>
-      </w:r>
-    </w:p>
-    <w:p>
-      <w:pPr>
-        <w:pBdr>
-          <w:left w:val="single" w:sz="12" w:space="8" w:color="1F5C99"/>
-        </w:pBdr>
-        <w:spacing w:before="80" w:after="80"/>
-        <w:ind w:left="360"/>
-        <w:rPr>
-          <w:rFonts w:ascii="Times New Roman" w:hAnsi="Times New Roman" w:cs="Times New Roman"/>
-        </w:rPr>
-      </w:pPr>
-      <w:r>
-        <w:rPr>
-          <w:rFonts w:ascii="Segoe UI Emoji" w:hAnsi="Segoe UI Emoji" w:cs="Segoe UI Emoji"/>
-          <w:i/>
-          <w:iCs/>
-          <w:sz w:val="20"/>
-          <w:szCs w:val="20"/>
-        </w:rPr>
-        <w:t>📌</w:t>
-      </w:r>
-      <w:r>
-        <w:rPr>
-          <w:rFonts w:ascii="Times New Roman" w:hAnsi="Times New Roman" w:cs="Times New Roman"/>
-          <w:i/>
-          <w:iCs/>
-          <w:sz w:val="20"/>
-          <w:szCs w:val="20"/>
-        </w:rPr>
-        <w:t xml:space="preserve"> [INSERT HERE: Paste the printed 3×3 </w:t>
-      </w:r>
-      <w:proofErr w:type="spellStart"/>
-      <w:r>
-        <w:rPr>
-          <w:rFonts w:ascii="Times New Roman" w:hAnsi="Times New Roman" w:cs="Times New Roman"/>
-          <w:i/>
-          <w:iCs/>
-          <w:sz w:val="20"/>
-          <w:szCs w:val="20"/>
-        </w:rPr>
-        <w:t>Homography</w:t>
-      </w:r>
-      <w:proofErr w:type="spellEnd"/>
-      <w:r>
-        <w:rPr>
-          <w:rFonts w:ascii="Times New Roman" w:hAnsi="Times New Roman" w:cs="Times New Roman"/>
-          <w:i/>
-          <w:iCs/>
-          <w:sz w:val="20"/>
-          <w:szCs w:val="20"/>
-        </w:rPr>
-        <w:t xml:space="preserve"> matrix H from your notebook output]</w:t>
-      </w:r>
-    </w:p>
-    <w:p>
-      <w:pPr>
-        <w:pStyle w:val="Heading2"/>
-        <w:rPr>
-          <w:rFonts w:ascii="Times New Roman" w:hAnsi="Times New Roman" w:cs="Times New Roman"/>
-          <w:color w:val="auto"/>
-        </w:rPr>
-      </w:pPr>
-      <w:r>
-        <w:rPr>
-          <w:rFonts w:ascii="Times New Roman" w:hAnsi="Times New Roman" w:cs="Times New Roman"/>
-          <w:color w:val="auto"/>
-        </w:rPr>
-        <w:t>Result</w:t>
-      </w:r>
-    </w:p>
-    <w:p>
-      <w:pPr>
-        <w:pBdr>
-          <w:left w:val="single" w:sz="12" w:space="8" w:color="1F5C99"/>
-        </w:pBdr>
-        <w:spacing w:before="80" w:after="80"/>
-        <w:ind w:left="360"/>
-        <w:rPr>
-          <w:rFonts w:ascii="Times New Roman" w:hAnsi="Times New Roman" w:cs="Times New Roman"/>
-        </w:rPr>
-      </w:pPr>
-      <w:r>
-        <w:rPr>
-          <w:rFonts w:ascii="Segoe UI Emoji" w:hAnsi="Segoe UI Emoji" w:cs="Segoe UI Emoji"/>
-          <w:i/>
-          <w:iCs/>
-          <w:sz w:val="20"/>
-          <w:szCs w:val="20"/>
-        </w:rPr>
-        <w:t>📌</w:t>
-      </w:r>
-      <w:r>
-        <w:rPr>
-          <w:rFonts w:ascii="Times New Roman" w:hAnsi="Times New Roman" w:cs="Times New Roman"/>
-          <w:i/>
-          <w:iCs/>
-          <w:sz w:val="20"/>
-          <w:szCs w:val="20"/>
-        </w:rPr>
-        <w:t xml:space="preserve"> [INSERT HERE: Paste the final side-by-side result image (q3_flag_on_turf.png) showing the original turf and the turf with the Luxembourg flag superimposed on the pitch]</w:t>
-      </w:r>
-    </w:p>
-    <w:p>
-      <w:pPr>
-        <w:spacing w:before="120" w:after="60"/>
-        <w:rPr>
-          <w:rFonts w:ascii="Times New Roman" w:hAnsi="Times New Roman" w:cs="Times New Roman"/>
-        </w:rPr>
-      </w:pPr>
-      <w:r>
-        <w:rPr>
-          <w:rFonts w:ascii="Times New Roman" w:hAnsi="Times New Roman" w:cs="Times New Roman"/>
-          <w:b/>
-          <w:bCs/>
-        </w:rPr>
-        <w:t>Discussion:</w:t>
-      </w:r>
-    </w:p>
-    <w:p>
-      <w:pPr>
-        <w:spacing w:before="100" w:after="100"/>
-        <w:rPr>
-          <w:rFonts w:ascii="Times New Roman" w:hAnsi="Times New Roman" w:cs="Times New Roman"/>
-        </w:rPr>
-      </w:pPr>
-      <w:r>
-        <w:rPr>
-          <w:rFonts w:ascii="Times New Roman" w:hAnsi="Times New Roman" w:cs="Times New Roman"/>
-        </w:rPr>
-        <w:t xml:space="preserve">[Discuss the quality of the result. Does the flag follow the perspective of the turf correctly? Comment on any visible artifacts at the boundary. Discuss what conditions must hold for the </w:t>
-      </w:r>
-      <w:proofErr w:type="spellStart"/>
-      <w:r>
-        <w:rPr>
-          <w:rFonts w:ascii="Times New Roman" w:hAnsi="Times New Roman" w:cs="Times New Roman"/>
-        </w:rPr>
-        <w:t>homography</w:t>
-      </w:r>
-      <w:proofErr w:type="spellEnd"/>
-      <w:r>
-        <w:rPr>
-          <w:rFonts w:ascii="Times New Roman" w:hAnsi="Times New Roman" w:cs="Times New Roman"/>
-        </w:rPr>
-        <w:t xml:space="preserve"> to be exact (planar surface, calibrated camera).]</w:t>
+          <w:rFonts w:ascii="Times New Roman" w:hAnsi="Times New Roman" w:cs="Times New Roman"/>
+          <w:noProof/>
+        </w:rPr>
+        <w:drawing>
+          <wp:inline distT="0" distB="0" distL="0" distR="0" wp14:anchorId="6671D348" wp14:editId="115A495D">
+            <wp:extent cx="5731510" cy="2028825"/>
+            <wp:effectExtent l="0" t="0" r="2540" b="9525"/>
+            <wp:docPr id="574772340" name="Picture 5"/>
+            <wp:cNvGraphicFramePr>
+              <a:graphicFrameLocks xmlns:a="http://schemas.openxmlformats.org/drawingml/2006/main" noChangeAspect="1"/>
+            </wp:cNvGraphicFramePr>
+            <a:graphic xmlns:a="http://schemas.openxmlformats.org/drawingml/2006/main">
+              <a:graphicData uri="http://schemas.openxmlformats.org/drawingml/2006/picture">
+                <pic:pic xmlns:pic="http://schemas.openxmlformats.org/drawingml/2006/picture">
+                  <pic:nvPicPr>
+                    <pic:cNvPr id="574772340" name="Picture 574772340"/>
+                    <pic:cNvPicPr/>
+                  </pic:nvPicPr>
+                  <pic:blipFill>
+                    <a:blip r:embed="rId15" cstate="print">
+                      <a:extLst>
+                        <a:ext uri="{28A0092B-C50C-407E-A947-70E740481C1C}">
+                          <a14:useLocalDpi xmlns:a14="http://schemas.microsoft.com/office/drawing/2010/main" val="0"/>
+                        </a:ext>
+                      </a:extLst>
+                    </a:blip>
+                    <a:stretch>
+                      <a:fillRect/>
+                    </a:stretch>
+                  </pic:blipFill>
+                  <pic:spPr>
+                    <a:xfrm>
+                      <a:off x="0" y="0"/>
+                      <a:ext cx="5731510" cy="2028825"/>
+                    </a:xfrm>
+                    <a:prstGeom prst="rect">
+                      <a:avLst/>
+                    </a:prstGeom>
+                  </pic:spPr>
+                </pic:pic>
+              </a:graphicData>
+            </a:graphic>
+          </wp:inline>
+        </w:drawing>
       </w:r>
     </w:p>
     <w:p>
@@ -1737,10 +1593,11 @@
   <w:abstractNum w:abstractNumId="0" w15:restartNumberingAfterBreak="0">
     <w:nsid w:val="0A115C2B"/>
     <w:multiLevelType w:val="hybridMultilevel"/>
-    <w:tmpl w:val="C2E45270"/>
-    <w:lvl w:ilvl="0" w:tplc="04090019">
+    <w:tmpl w:val="EA2E6A56"/>
+    <w:lvl w:ilvl="0" w:tplc="C0E487E6">
       <w:start w:val="1"/>
       <w:numFmt w:val="lowerLetter"/>
+      <w:pStyle w:val="Heading2"/>
       <w:lvlText w:val="%1."/>
       <w:lvlJc w:val="left"/>
       <w:pPr>
@@ -2397,16 +2254,18 @@
     <w:uiPriority w:val="9"/>
     <w:unhideWhenUsed/>
     <w:qFormat/>
+    <w:rsid w:val="00D9029C"/>
     <w:pPr>
+      <w:numPr>
+        <w:numId w:val="3"/>
+      </w:numPr>
       <w:spacing w:before="240" w:after="120"/>
       <w:outlineLvl w:val="1"/>
     </w:pPr>
     <w:rPr>
+      <w:rFonts w:ascii="Times New Roman" w:hAnsi="Times New Roman" w:cs="Times New Roman"/>
       <w:b/>
       <w:bCs/>
-      <w:color w:val="2E75B6"/>
-      <w:sz w:val="28"/>
-      <w:szCs w:val="28"/>
     </w:rPr>
   </w:style>
   <w:style w:type="paragraph" w:styleId="Heading3">

--- a/MV_report_215519C.docx
+++ b/MV_report_215519C.docx
@@ -357,29 +357,271 @@
     </w:p>
     <w:p>
       <w:pPr>
-        <w:spacing w:before="120" w:after="60"/>
-        <w:rPr>
-          <w:rFonts w:ascii="Times New Roman" w:hAnsi="Times New Roman" w:cs="Times New Roman"/>
-        </w:rPr>
-      </w:pPr>
-      <w:r>
-        <w:rPr>
-          <w:rFonts w:ascii="Times New Roman" w:hAnsi="Times New Roman" w:cs="Times New Roman"/>
-        </w:rPr>
-        <w:t>Resulting TLS Parameters</w:t>
-      </w:r>
-    </w:p>
-    <w:p>
-      <w:pPr>
-        <w:spacing w:before="100" w:after="100"/>
-        <w:rPr>
-          <w:rFonts w:ascii="Segoe UI Emoji" w:hAnsi="Segoe UI Emoji" w:cs="Segoe UI Emoji"/>
+        <w:spacing w:before="160" w:after="40"/>
+        <w:rPr>
+          <w:rFonts w:ascii="Times New Roman" w:hAnsi="Times New Roman"/>
           <w:i/>
           <w:iCs/>
-          <w:sz w:val="20"/>
-          <w:szCs w:val="20"/>
-        </w:rPr>
-      </w:pPr>
+        </w:rPr>
+      </w:pPr>
+      <w:r>
+        <w:rPr>
+          <w:rFonts w:ascii="Times New Roman" w:hAnsi="Times New Roman"/>
+          <w:i/>
+          <w:iCs/>
+        </w:rPr>
+        <w:t>Total Least Squares (TLS) — Line 1</w:t>
+      </w:r>
+    </w:p>
+    <w:p>
+      <w:pPr>
+        <w:pBdr>
+          <w:top w:val="single" w:sz="4" w:space="1" w:color="CCCCCC"/>
+        </w:pBdr>
+        <w:shd w:val="clear" w:color="auto" w:fill="F4F4F4"/>
+        <w:ind w:left="180" w:right="180"/>
+        <w:rPr>
+          <w:rFonts w:ascii="Courier New" w:hAnsi="Courier New" w:cs="Courier New"/>
+          <w:color w:val="1A1A1A"/>
+          <w:sz w:val="20"/>
+          <w:szCs w:val="20"/>
+        </w:rPr>
+      </w:pPr>
+      <w:r>
+        <w:rPr>
+          <w:rFonts w:ascii="Courier New" w:hAnsi="Courier New" w:cs="Courier New"/>
+          <w:color w:val="1A1A1A"/>
+          <w:sz w:val="20"/>
+          <w:szCs w:val="20"/>
+        </w:rPr>
+        <w:t># Load dataset</w:t>
+      </w:r>
+    </w:p>
+    <w:p>
+      <w:pPr>
+        <w:shd w:val="clear" w:color="auto" w:fill="F4F4F4"/>
+        <w:ind w:left="180" w:right="180"/>
+        <w:rPr>
+          <w:rFonts w:ascii="Courier New" w:hAnsi="Courier New" w:cs="Courier New"/>
+          <w:color w:val="1A1A1A"/>
+          <w:sz w:val="20"/>
+          <w:szCs w:val="20"/>
+        </w:rPr>
+      </w:pPr>
+      <w:r>
+        <w:rPr>
+          <w:rFonts w:ascii="Courier New" w:hAnsi="Courier New" w:cs="Courier New"/>
+          <w:color w:val="1A1A1A"/>
+          <w:sz w:val="20"/>
+          <w:szCs w:val="20"/>
+        </w:rPr>
+        <w:t>D = np.genfromtxt('lines.csv', delimiter=',', skip_header=1)</w:t>
+      </w:r>
+    </w:p>
+    <w:p>
+      <w:pPr>
+        <w:shd w:val="clear" w:color="auto" w:fill="F4F4F4"/>
+        <w:ind w:left="180" w:right="180"/>
+        <w:rPr>
+          <w:rFonts w:ascii="Courier New" w:hAnsi="Courier New" w:cs="Courier New"/>
+          <w:color w:val="1A1A1A"/>
+          <w:sz w:val="20"/>
+          <w:szCs w:val="20"/>
+        </w:rPr>
+      </w:pPr>
+      <w:r>
+        <w:rPr>
+          <w:rFonts w:ascii="Courier New" w:hAnsi="Courier New" w:cs="Courier New"/>
+          <w:color w:val="1A1A1A"/>
+          <w:sz w:val="20"/>
+          <w:szCs w:val="20"/>
+        </w:rPr>
+        <w:t>x1 = D[:, 0];   y1 = D[:, 3]   # Line 1 columns</w:t>
+      </w:r>
+    </w:p>
+    <w:p>
+      <w:pPr>
+        <w:shd w:val="clear" w:color="auto" w:fill="F4F4F4"/>
+        <w:ind w:left="180" w:right="180"/>
+        <w:rPr>
+          <w:rFonts w:ascii="Courier New" w:hAnsi="Courier New" w:cs="Courier New"/>
+          <w:color w:val="1A1A1A"/>
+          <w:sz w:val="20"/>
+          <w:szCs w:val="20"/>
+        </w:rPr>
+      </w:pPr>
+    </w:p>
+    <w:p>
+      <w:pPr>
+        <w:shd w:val="clear" w:color="auto" w:fill="F4F4F4"/>
+        <w:ind w:left="180" w:right="180"/>
+        <w:rPr>
+          <w:rFonts w:ascii="Courier New" w:hAnsi="Courier New" w:cs="Courier New"/>
+          <w:color w:val="1A1A1A"/>
+          <w:sz w:val="20"/>
+          <w:szCs w:val="20"/>
+        </w:rPr>
+      </w:pPr>
+      <w:r>
+        <w:rPr>
+          <w:rFonts w:ascii="Courier New" w:hAnsi="Courier New" w:cs="Courier New"/>
+          <w:color w:val="1A1A1A"/>
+          <w:sz w:val="20"/>
+          <w:szCs w:val="20"/>
+        </w:rPr>
+        <w:t># Total Least Squares via SVD</w:t>
+      </w:r>
+    </w:p>
+    <w:p>
+      <w:pPr>
+        <w:shd w:val="clear" w:color="auto" w:fill="F4F4F4"/>
+        <w:ind w:left="180" w:right="180"/>
+        <w:rPr>
+          <w:rFonts w:ascii="Courier New" w:hAnsi="Courier New" w:cs="Courier New"/>
+          <w:color w:val="1A1A1A"/>
+          <w:sz w:val="20"/>
+          <w:szCs w:val="20"/>
+        </w:rPr>
+      </w:pPr>
+      <w:r>
+        <w:rPr>
+          <w:rFonts w:ascii="Courier New" w:hAnsi="Courier New" w:cs="Courier New"/>
+          <w:color w:val="1A1A1A"/>
+          <w:sz w:val="20"/>
+          <w:szCs w:val="20"/>
+        </w:rPr>
+        <w:t>mean_x, mean_y = np.mean(x1), np.mean(y1)</w:t>
+      </w:r>
+    </w:p>
+    <w:p>
+      <w:pPr>
+        <w:shd w:val="clear" w:color="auto" w:fill="F4F4F4"/>
+        <w:ind w:left="180" w:right="180"/>
+        <w:rPr>
+          <w:rFonts w:ascii="Courier New" w:hAnsi="Courier New" w:cs="Courier New"/>
+          <w:color w:val="1A1A1A"/>
+          <w:sz w:val="20"/>
+          <w:szCs w:val="20"/>
+        </w:rPr>
+      </w:pPr>
+      <w:r>
+        <w:rPr>
+          <w:rFonts w:ascii="Courier New" w:hAnsi="Courier New" w:cs="Courier New"/>
+          <w:color w:val="1A1A1A"/>
+          <w:sz w:val="20"/>
+          <w:szCs w:val="20"/>
+        </w:rPr>
+        <w:t>A = np.column_stack([x1 - mean_x, y1 - mean_y])</w:t>
+      </w:r>
+    </w:p>
+    <w:p>
+      <w:pPr>
+        <w:shd w:val="clear" w:color="auto" w:fill="F4F4F4"/>
+        <w:ind w:left="180" w:right="180"/>
+        <w:rPr>
+          <w:rFonts w:ascii="Courier New" w:hAnsi="Courier New" w:cs="Courier New"/>
+          <w:color w:val="1A1A1A"/>
+          <w:sz w:val="20"/>
+          <w:szCs w:val="20"/>
+        </w:rPr>
+      </w:pPr>
+      <w:r>
+        <w:rPr>
+          <w:rFonts w:ascii="Courier New" w:hAnsi="Courier New" w:cs="Courier New"/>
+          <w:color w:val="1A1A1A"/>
+          <w:sz w:val="20"/>
+          <w:szCs w:val="20"/>
+        </w:rPr>
+        <w:t>U, S, Vt = np.linalg.svd(A)</w:t>
+      </w:r>
+    </w:p>
+    <w:p>
+      <w:pPr>
+        <w:shd w:val="clear" w:color="auto" w:fill="F4F4F4"/>
+        <w:ind w:left="180" w:right="180"/>
+        <w:rPr>
+          <w:rFonts w:ascii="Courier New" w:hAnsi="Courier New" w:cs="Courier New"/>
+          <w:color w:val="1A1A1A"/>
+          <w:sz w:val="20"/>
+          <w:szCs w:val="20"/>
+        </w:rPr>
+      </w:pPr>
+      <w:r>
+        <w:rPr>
+          <w:rFonts w:ascii="Courier New" w:hAnsi="Courier New" w:cs="Courier New"/>
+          <w:color w:val="1A1A1A"/>
+          <w:sz w:val="20"/>
+          <w:szCs w:val="20"/>
+        </w:rPr>
+        <w:t>a, b = Vt[-1]                        # line normal</w:t>
+      </w:r>
+    </w:p>
+    <w:p>
+      <w:pPr>
+        <w:shd w:val="clear" w:color="auto" w:fill="F4F4F4"/>
+        <w:ind w:left="180" w:right="180"/>
+        <w:rPr>
+          <w:rFonts w:ascii="Courier New" w:hAnsi="Courier New" w:cs="Courier New"/>
+          <w:color w:val="1A1A1A"/>
+          <w:sz w:val="20"/>
+          <w:szCs w:val="20"/>
+        </w:rPr>
+      </w:pPr>
+      <w:r>
+        <w:rPr>
+          <w:rFonts w:ascii="Courier New" w:hAnsi="Courier New" w:cs="Courier New"/>
+          <w:color w:val="1A1A1A"/>
+          <w:sz w:val="20"/>
+          <w:szCs w:val="20"/>
+        </w:rPr>
+        <w:t>c = -(a * mean_x + b * mean_y)       # ax + by + c = 0</w:t>
+      </w:r>
+    </w:p>
+    <w:p>
+      <w:pPr>
+        <w:pBdr>
+          <w:bottom w:val="single" w:sz="4" w:space="1" w:color="CCCCCC"/>
+        </w:pBdr>
+        <w:shd w:val="clear" w:color="auto" w:fill="F4F4F4"/>
+        <w:ind w:left="180" w:right="180"/>
+        <w:rPr>
+          <w:rFonts w:ascii="Courier New" w:hAnsi="Courier New" w:cs="Courier New"/>
+          <w:color w:val="1A1A1A"/>
+          <w:sz w:val="20"/>
+          <w:szCs w:val="20"/>
+        </w:rPr>
+      </w:pPr>
+      <w:r>
+        <w:rPr>
+          <w:rFonts w:ascii="Courier New" w:hAnsi="Courier New" w:cs="Courier New"/>
+          <w:color w:val="1A1A1A"/>
+          <w:sz w:val="20"/>
+          <w:szCs w:val="20"/>
+        </w:rPr>
+        <w:t>m = -a / b;   k = -c / b             # slope-intercept</w:t>
+      </w:r>
+    </w:p>
+    <w:p>
+      <w:pPr>
+        <w:spacing w:before="120" w:after="60"/>
+        <w:rPr>
+          <w:rFonts w:ascii="Times New Roman" w:hAnsi="Times New Roman" w:cs="Times New Roman"/>
+        </w:rPr>
+      </w:pPr>
+    </w:p>
+    <w:p>
+      <w:pPr>
+        <w:spacing w:before="120" w:after="60"/>
+        <w:rPr>
+          <w:rFonts w:ascii="Times New Roman" w:hAnsi="Times New Roman" w:cs="Times New Roman"/>
+        </w:rPr>
+      </w:pPr>
+      <w:r>
+        <w:rPr>
+          <w:rFonts w:ascii="Times New Roman" w:hAnsi="Times New Roman" w:cs="Times New Roman"/>
+        </w:rPr>
+        <w:t>Resulting TLS Parameters</w:t>
+      </w:r>
     </w:p>
     <w:p>
       <w:pPr>
@@ -392,18 +634,31 @@
           <w:rFonts w:ascii="Times New Roman" w:hAnsi="Times New Roman" w:cs="Times New Roman"/>
         </w:rPr>
       </w:pPr>
+    </w:p>
+    <w:p>
+      <w:pPr>
+        <w:pBdr>
+          <w:left w:val="single" w:sz="12" w:space="8" w:color="1F5C99"/>
+        </w:pBdr>
+        <w:spacing w:before="80" w:after="80"/>
+        <w:ind w:left="360"/>
+        <w:rPr>
+          <w:rFonts w:ascii="Times New Roman" w:hAnsi="Times New Roman" w:cs="Times New Roman"/>
+        </w:rPr>
+      </w:pPr>
       <w:r>
         <w:rPr>
           <w:rFonts w:ascii="Segoe UI Emoji" w:hAnsi="Segoe UI Emoji" w:cs="Segoe UI Emoji"/>
           <w:i/>
           <w:iCs/>
+          <w:noProof/>
           <w:sz w:val="20"/>
           <w:szCs w:val="20"/>
         </w:rPr>
         <w:drawing>
-          <wp:inline distT="0" distB="0" distL="0" distR="0" wp14:anchorId="01D49045" wp14:editId="13AF523D">
-            <wp:extent cx="4246673" cy="1440180"/>
-            <wp:effectExtent l="0" t="0" r="1905" b="7620"/>
+          <wp:inline distT="0" distB="0" distL="0" distR="0" wp14:anchorId="01D49045" wp14:editId="63E0D41B">
+            <wp:extent cx="3581400" cy="1214565"/>
+            <wp:effectExtent l="0" t="0" r="0" b="5080"/>
             <wp:docPr id="610278677" name="Picture 1"/>
             <wp:cNvGraphicFramePr>
               <a:graphicFrameLocks xmlns:a="http://schemas.openxmlformats.org/drawingml/2006/main" noChangeAspect="1"/>
@@ -424,7 +679,7 @@
                   <pic:spPr>
                     <a:xfrm>
                       <a:off x="0" y="0"/>
-                      <a:ext cx="4257170" cy="1443740"/>
+                      <a:ext cx="3603258" cy="1221978"/>
                     </a:xfrm>
                     <a:prstGeom prst="rect">
                       <a:avLst/>
@@ -469,13 +724,14 @@
           <w:rFonts w:ascii="Segoe UI Emoji" w:hAnsi="Segoe UI Emoji" w:cs="Segoe UI Emoji"/>
           <w:i/>
           <w:iCs/>
+          <w:noProof/>
           <w:sz w:val="20"/>
           <w:szCs w:val="20"/>
         </w:rPr>
         <w:drawing>
-          <wp:inline distT="0" distB="0" distL="0" distR="0" wp14:anchorId="4B16D0F5" wp14:editId="147EA187">
-            <wp:extent cx="4246245" cy="1278134"/>
-            <wp:effectExtent l="0" t="0" r="1905" b="0"/>
+          <wp:inline distT="0" distB="0" distL="0" distR="0" wp14:anchorId="4B16D0F5" wp14:editId="373DB631">
+            <wp:extent cx="3696037" cy="1112520"/>
+            <wp:effectExtent l="0" t="0" r="0" b="0"/>
             <wp:docPr id="258349399" name="Picture 1"/>
             <wp:cNvGraphicFramePr>
               <a:graphicFrameLocks xmlns:a="http://schemas.openxmlformats.org/drawingml/2006/main" noChangeAspect="1"/>
@@ -496,7 +752,7 @@
                   <pic:spPr>
                     <a:xfrm>
                       <a:off x="0" y="0"/>
-                      <a:ext cx="4267738" cy="1284604"/>
+                      <a:ext cx="3722564" cy="1120505"/>
                     </a:xfrm>
                     <a:prstGeom prst="rect">
                       <a:avLst/>
@@ -511,7 +767,81 @@
     </w:p>
     <w:p>
       <w:pPr>
-        <w:spacing w:before="120" w:after="60"/>
+        <w:pBdr>
+          <w:left w:val="single" w:sz="12" w:space="8" w:color="1F5C99"/>
+        </w:pBdr>
+        <w:spacing w:before="80" w:after="80"/>
+        <w:ind w:left="360"/>
+        <w:rPr>
+          <w:rFonts w:ascii="Times New Roman" w:hAnsi="Times New Roman" w:cs="Times New Roman"/>
+        </w:rPr>
+      </w:pPr>
+    </w:p>
+    <w:p>
+      <w:pPr>
+        <w:pBdr>
+          <w:left w:val="single" w:sz="12" w:space="8" w:color="1F5C99"/>
+        </w:pBdr>
+        <w:spacing w:before="80" w:after="80"/>
+        <w:ind w:left="360"/>
+        <w:rPr>
+          <w:rFonts w:ascii="Times New Roman" w:hAnsi="Times New Roman" w:cs="Times New Roman"/>
+        </w:rPr>
+      </w:pPr>
+      <w:r>
+        <w:rPr>
+          <w:rFonts w:ascii="Times New Roman" w:hAnsi="Times New Roman" w:cs="Times New Roman"/>
+        </w:rPr>
+        <w:t>Discussion</w:t>
+      </w:r>
+    </w:p>
+    <w:p>
+      <w:pPr>
+        <w:pBdr>
+          <w:left w:val="single" w:sz="12" w:space="8" w:color="1F5C99"/>
+        </w:pBdr>
+        <w:spacing w:before="80" w:after="80"/>
+        <w:ind w:left="720"/>
+        <w:jc w:val="both"/>
+        <w:rPr>
+          <w:rFonts w:ascii="Times New Roman" w:hAnsi="Times New Roman" w:cs="Times New Roman"/>
+        </w:rPr>
+      </w:pPr>
+      <w:r>
+        <w:rPr>
+          <w:rFonts w:ascii="Times New Roman" w:hAnsi="Times New Roman" w:cs="Times New Roman"/>
+        </w:rPr>
+        <w:t>TLS minimizes perpendicular distances rather than just vertical ones, which is better when both x and y have noise. The fitted line y = 1.221x − 5.987 visually aligns well with the data points in the plot.</w:t>
+      </w:r>
+    </w:p>
+    <w:p>
+      <w:pPr>
+        <w:rPr>
+          <w:rFonts w:ascii="Times New Roman" w:hAnsi="Times New Roman" w:cs="Times New Roman"/>
+          <w:b/>
+          <w:bCs/>
+          <w:highlight w:val="lightGray"/>
+        </w:rPr>
+      </w:pPr>
+      <w:r>
+        <w:rPr>
+          <w:highlight w:val="lightGray"/>
+        </w:rPr>
+        <w:br w:type="page"/>
+      </w:r>
+    </w:p>
+    <w:p>
+      <w:pPr>
+        <w:pStyle w:val="Heading2"/>
+      </w:pPr>
+    </w:p>
+    <w:p>
+      <w:pPr>
+        <w:pBdr>
+          <w:left w:val="single" w:sz="12" w:space="8" w:color="1F5C99"/>
+        </w:pBdr>
+        <w:spacing w:before="80" w:after="80"/>
+        <w:ind w:left="360"/>
         <w:rPr>
           <w:rFonts w:ascii="Segoe UI Emoji" w:hAnsi="Segoe UI Emoji" w:cs="Segoe UI Emoji"/>
           <w:i/>
@@ -520,31 +850,20 @@
           <w:szCs w:val="20"/>
         </w:rPr>
       </w:pPr>
-    </w:p>
-    <w:p>
-      <w:pPr>
-        <w:pStyle w:val="Heading2"/>
-      </w:pPr>
-    </w:p>
-    <w:p>
-      <w:pPr>
-        <w:rPr>
-          <w:rFonts w:ascii="Times New Roman" w:hAnsi="Times New Roman" w:cs="Times New Roman"/>
-          <w:b/>
-          <w:bCs/>
-          <w:sz w:val="28"/>
-          <w:szCs w:val="28"/>
-        </w:rPr>
-      </w:pPr>
-      <w:r>
-        <w:rPr>
+      <w:r>
+        <w:rPr>
+          <w:rFonts w:ascii="Segoe UI Emoji" w:hAnsi="Segoe UI Emoji" w:cs="Segoe UI Emoji"/>
+          <w:i/>
+          <w:iCs/>
           <w:noProof/>
+          <w:sz w:val="20"/>
+          <w:szCs w:val="20"/>
         </w:rPr>
         <w:drawing>
-          <wp:inline distT="0" distB="0" distL="0" distR="0" wp14:anchorId="163CFA53" wp14:editId="59FF86CE">
-            <wp:extent cx="3541854" cy="2529840"/>
-            <wp:effectExtent l="0" t="0" r="1905" b="3810"/>
-            <wp:docPr id="214305438" name="Picture 2"/>
+          <wp:inline distT="0" distB="0" distL="0" distR="0" wp14:anchorId="365B55A4" wp14:editId="55FB0D0A">
+            <wp:extent cx="3627201" cy="2590800"/>
+            <wp:effectExtent l="0" t="0" r="0" b="0"/>
+            <wp:docPr id="366764282" name="Picture 1"/>
             <wp:cNvGraphicFramePr>
               <a:graphicFrameLocks xmlns:a="http://schemas.openxmlformats.org/drawingml/2006/main" noChangeAspect="1"/>
             </wp:cNvGraphicFramePr>
@@ -552,7 +871,7 @@
               <a:graphicData uri="http://schemas.openxmlformats.org/drawingml/2006/picture">
                 <pic:pic xmlns:pic="http://schemas.openxmlformats.org/drawingml/2006/picture">
                   <pic:nvPicPr>
-                    <pic:cNvPr id="214305438" name="Picture 214305438"/>
+                    <pic:cNvPr id="366764282" name="Picture 366764282"/>
                     <pic:cNvPicPr/>
                   </pic:nvPicPr>
                   <pic:blipFill>
@@ -570,7 +889,7 @@
                   <pic:spPr>
                     <a:xfrm>
                       <a:off x="0" y="0"/>
-                      <a:ext cx="3548624" cy="2534676"/>
+                      <a:ext cx="3635003" cy="2596373"/>
                     </a:xfrm>
                     <a:prstGeom prst="rect">
                       <a:avLst/>
@@ -582,12 +901,461 @@
           </wp:inline>
         </w:drawing>
       </w:r>
-      <w:r>
-        <w:rPr>
-          <w:rFonts w:ascii="Times New Roman" w:hAnsi="Times New Roman" w:cs="Times New Roman"/>
-        </w:rPr>
-        <w:br w:type="page"/>
-      </w:r>
+    </w:p>
+    <w:p>
+      <w:pPr>
+        <w:spacing w:before="160" w:after="40"/>
+        <w:rPr>
+          <w:rFonts w:ascii="Times New Roman" w:hAnsi="Times New Roman"/>
+          <w:i/>
+          <w:iCs/>
+        </w:rPr>
+      </w:pPr>
+      <w:r>
+        <w:rPr>
+          <w:rFonts w:ascii="Times New Roman" w:hAnsi="Times New Roman"/>
+          <w:i/>
+          <w:iCs/>
+        </w:rPr>
+        <w:t>RANSAC + TLS — Three Lines</w:t>
+      </w:r>
+    </w:p>
+    <w:p>
+      <w:pPr>
+        <w:pBdr>
+          <w:top w:val="single" w:sz="4" w:space="1" w:color="CCCCCC"/>
+        </w:pBdr>
+        <w:shd w:val="clear" w:color="auto" w:fill="F4F4F4"/>
+        <w:ind w:left="180" w:right="180"/>
+        <w:rPr>
+          <w:rFonts w:ascii="Courier New" w:hAnsi="Courier New" w:cs="Courier New"/>
+          <w:color w:val="1A1A1A"/>
+          <w:sz w:val="20"/>
+          <w:szCs w:val="20"/>
+        </w:rPr>
+      </w:pPr>
+      <w:r>
+        <w:rPr>
+          <w:rFonts w:ascii="Courier New" w:hAnsi="Courier New" w:cs="Courier New"/>
+          <w:color w:val="1A1A1A"/>
+          <w:sz w:val="20"/>
+          <w:szCs w:val="20"/>
+        </w:rPr>
+        <w:t># Flatten all three column pairs into one point set</w:t>
+      </w:r>
+    </w:p>
+    <w:p>
+      <w:pPr>
+        <w:shd w:val="clear" w:color="auto" w:fill="F4F4F4"/>
+        <w:ind w:left="180" w:right="180"/>
+        <w:rPr>
+          <w:rFonts w:ascii="Courier New" w:hAnsi="Courier New" w:cs="Courier New"/>
+          <w:color w:val="1A1A1A"/>
+          <w:sz w:val="20"/>
+          <w:szCs w:val="20"/>
+        </w:rPr>
+      </w:pPr>
+      <w:r>
+        <w:rPr>
+          <w:rFonts w:ascii="Courier New" w:hAnsi="Courier New" w:cs="Courier New"/>
+          <w:color w:val="1A1A1A"/>
+          <w:sz w:val="20"/>
+          <w:szCs w:val="20"/>
+        </w:rPr>
+        <w:t>X_all = D[:, :3].flatten();   Y_all = D[:, 3:].flatten()</w:t>
+      </w:r>
+    </w:p>
+    <w:p>
+      <w:pPr>
+        <w:shd w:val="clear" w:color="auto" w:fill="F4F4F4"/>
+        <w:ind w:left="180" w:right="180"/>
+        <w:rPr>
+          <w:rFonts w:ascii="Courier New" w:hAnsi="Courier New" w:cs="Courier New"/>
+          <w:sz w:val="20"/>
+          <w:szCs w:val="20"/>
+        </w:rPr>
+      </w:pPr>
+    </w:p>
+    <w:p>
+      <w:pPr>
+        <w:shd w:val="clear" w:color="auto" w:fill="F4F4F4"/>
+        <w:ind w:left="180" w:right="180"/>
+        <w:rPr>
+          <w:rFonts w:ascii="Courier New" w:hAnsi="Courier New" w:cs="Courier New"/>
+          <w:sz w:val="20"/>
+          <w:szCs w:val="20"/>
+        </w:rPr>
+      </w:pPr>
+      <w:r>
+        <w:rPr>
+          <w:rFonts w:ascii="Courier New" w:hAnsi="Courier New" w:cs="Courier New"/>
+          <w:sz w:val="20"/>
+          <w:szCs w:val="20"/>
+        </w:rPr>
+        <w:t>def ransac_tls_line(x, y, threshold=0.5):</w:t>
+      </w:r>
+    </w:p>
+    <w:p>
+      <w:pPr>
+        <w:shd w:val="clear" w:color="auto" w:fill="F4F4F4"/>
+        <w:ind w:left="180" w:right="180"/>
+        <w:rPr>
+          <w:rFonts w:ascii="Courier New" w:hAnsi="Courier New" w:cs="Courier New"/>
+          <w:sz w:val="20"/>
+          <w:szCs w:val="20"/>
+        </w:rPr>
+      </w:pPr>
+      <w:r>
+        <w:rPr>
+          <w:rFonts w:ascii="Courier New" w:hAnsi="Courier New" w:cs="Courier New"/>
+          <w:sz w:val="20"/>
+          <w:szCs w:val="20"/>
+        </w:rPr>
+        <w:t xml:space="preserve">    ransac = RANSACRegressor(LinearRegression(),</w:t>
+      </w:r>
+    </w:p>
+    <w:p>
+      <w:pPr>
+        <w:shd w:val="clear" w:color="auto" w:fill="F4F4F4"/>
+        <w:ind w:left="180" w:right="180"/>
+        <w:rPr>
+          <w:rFonts w:ascii="Courier New" w:hAnsi="Courier New" w:cs="Courier New"/>
+          <w:color w:val="1A1A1A"/>
+          <w:sz w:val="20"/>
+          <w:szCs w:val="20"/>
+        </w:rPr>
+      </w:pPr>
+      <w:r>
+        <w:rPr>
+          <w:rFonts w:ascii="Courier New" w:hAnsi="Courier New" w:cs="Courier New"/>
+          <w:sz w:val="20"/>
+          <w:szCs w:val="20"/>
+        </w:rPr>
+        <w:t xml:space="preserve">                             </w:t>
+      </w:r>
+      <w:r>
+        <w:rPr>
+          <w:rFonts w:ascii="Courier New" w:hAnsi="Courier New" w:cs="Courier New"/>
+          <w:color w:val="1A1A1A"/>
+          <w:sz w:val="20"/>
+          <w:szCs w:val="20"/>
+        </w:rPr>
+        <w:t>residual_threshold=threshold,</w:t>
+      </w:r>
+    </w:p>
+    <w:p>
+      <w:pPr>
+        <w:shd w:val="clear" w:color="auto" w:fill="F4F4F4"/>
+        <w:ind w:left="180" w:right="180"/>
+        <w:rPr>
+          <w:rFonts w:ascii="Courier New" w:hAnsi="Courier New" w:cs="Courier New"/>
+          <w:color w:val="1A1A1A"/>
+          <w:sz w:val="20"/>
+          <w:szCs w:val="20"/>
+        </w:rPr>
+      </w:pPr>
+      <w:r>
+        <w:rPr>
+          <w:rFonts w:ascii="Courier New" w:hAnsi="Courier New" w:cs="Courier New"/>
+          <w:color w:val="1A1A1A"/>
+          <w:sz w:val="20"/>
+          <w:szCs w:val="20"/>
+        </w:rPr>
+        <w:t xml:space="preserve">                             max_trials=1000, random_state=42)</w:t>
+      </w:r>
+    </w:p>
+    <w:p>
+      <w:pPr>
+        <w:shd w:val="clear" w:color="auto" w:fill="F4F4F4"/>
+        <w:ind w:left="180" w:right="180"/>
+        <w:rPr>
+          <w:rFonts w:ascii="Courier New" w:hAnsi="Courier New" w:cs="Courier New"/>
+          <w:color w:val="1A1A1A"/>
+          <w:sz w:val="20"/>
+          <w:szCs w:val="20"/>
+        </w:rPr>
+      </w:pPr>
+      <w:r>
+        <w:rPr>
+          <w:rFonts w:ascii="Courier New" w:hAnsi="Courier New" w:cs="Courier New"/>
+          <w:color w:val="1A1A1A"/>
+          <w:sz w:val="20"/>
+          <w:szCs w:val="20"/>
+        </w:rPr>
+        <w:t xml:space="preserve">    ransac.fit(x.reshape(-1, 1), y)</w:t>
+      </w:r>
+    </w:p>
+    <w:p>
+      <w:pPr>
+        <w:shd w:val="clear" w:color="auto" w:fill="F4F4F4"/>
+        <w:ind w:left="180" w:right="180"/>
+        <w:rPr>
+          <w:rFonts w:ascii="Courier New" w:hAnsi="Courier New" w:cs="Courier New"/>
+          <w:color w:val="1A1A1A"/>
+          <w:sz w:val="20"/>
+          <w:szCs w:val="20"/>
+        </w:rPr>
+      </w:pPr>
+      <w:r>
+        <w:rPr>
+          <w:rFonts w:ascii="Courier New" w:hAnsi="Courier New" w:cs="Courier New"/>
+          <w:color w:val="1A1A1A"/>
+          <w:sz w:val="20"/>
+          <w:szCs w:val="20"/>
+        </w:rPr>
+        <w:t xml:space="preserve">    mask = ransac.inlier_mask_</w:t>
+      </w:r>
+    </w:p>
+    <w:p>
+      <w:pPr>
+        <w:shd w:val="clear" w:color="auto" w:fill="F4F4F4"/>
+        <w:ind w:left="180" w:right="180"/>
+        <w:rPr>
+          <w:rFonts w:ascii="Courier New" w:hAnsi="Courier New" w:cs="Courier New"/>
+          <w:color w:val="1A1A1A"/>
+          <w:sz w:val="20"/>
+          <w:szCs w:val="20"/>
+        </w:rPr>
+      </w:pPr>
+      <w:r>
+        <w:rPr>
+          <w:rFonts w:ascii="Courier New" w:hAnsi="Courier New" w:cs="Courier New"/>
+          <w:color w:val="1A1A1A"/>
+          <w:sz w:val="20"/>
+          <w:szCs w:val="20"/>
+        </w:rPr>
+        <w:t xml:space="preserve">    xi, yi = x[mask], y[mask]</w:t>
+      </w:r>
+    </w:p>
+    <w:p>
+      <w:pPr>
+        <w:shd w:val="clear" w:color="auto" w:fill="F4F4F4"/>
+        <w:ind w:left="180" w:right="180"/>
+        <w:rPr>
+          <w:rFonts w:ascii="Courier New" w:hAnsi="Courier New" w:cs="Courier New"/>
+          <w:color w:val="1A1A1A"/>
+          <w:sz w:val="20"/>
+          <w:szCs w:val="20"/>
+        </w:rPr>
+      </w:pPr>
+      <w:r>
+        <w:rPr>
+          <w:rFonts w:ascii="Courier New" w:hAnsi="Courier New" w:cs="Courier New"/>
+          <w:color w:val="1A1A1A"/>
+          <w:sz w:val="20"/>
+          <w:szCs w:val="20"/>
+        </w:rPr>
+        <w:t xml:space="preserve">    A = np.column_stack([xi-xi.mean(), yi-yi.mean()])</w:t>
+      </w:r>
+    </w:p>
+    <w:p>
+      <w:pPr>
+        <w:shd w:val="clear" w:color="auto" w:fill="F4F4F4"/>
+        <w:ind w:left="180" w:right="180"/>
+        <w:rPr>
+          <w:rFonts w:ascii="Courier New" w:hAnsi="Courier New" w:cs="Courier New"/>
+          <w:color w:val="1A1A1A"/>
+          <w:sz w:val="20"/>
+          <w:szCs w:val="20"/>
+        </w:rPr>
+      </w:pPr>
+      <w:r>
+        <w:rPr>
+          <w:rFonts w:ascii="Courier New" w:hAnsi="Courier New" w:cs="Courier New"/>
+          <w:color w:val="1A1A1A"/>
+          <w:sz w:val="20"/>
+          <w:szCs w:val="20"/>
+        </w:rPr>
+        <w:t xml:space="preserve">    _, _, Vt = np.linalg.svd(A)</w:t>
+      </w:r>
+    </w:p>
+    <w:p>
+      <w:pPr>
+        <w:shd w:val="clear" w:color="auto" w:fill="F4F4F4"/>
+        <w:ind w:left="180" w:right="180"/>
+        <w:rPr>
+          <w:rFonts w:ascii="Courier New" w:hAnsi="Courier New" w:cs="Courier New"/>
+          <w:color w:val="1A1A1A"/>
+          <w:sz w:val="20"/>
+          <w:szCs w:val="20"/>
+        </w:rPr>
+      </w:pPr>
+      <w:r>
+        <w:rPr>
+          <w:rFonts w:ascii="Courier New" w:hAnsi="Courier New" w:cs="Courier New"/>
+          <w:color w:val="1A1A1A"/>
+          <w:sz w:val="20"/>
+          <w:szCs w:val="20"/>
+        </w:rPr>
+        <w:t xml:space="preserve">    a, b = Vt[-1];   c = -(a*xi.mean() + b*yi.mean())</w:t>
+      </w:r>
+    </w:p>
+    <w:p>
+      <w:pPr>
+        <w:shd w:val="clear" w:color="auto" w:fill="F4F4F4"/>
+        <w:ind w:left="180" w:right="180"/>
+        <w:rPr>
+          <w:rFonts w:ascii="Courier New" w:hAnsi="Courier New" w:cs="Courier New"/>
+          <w:color w:val="1A1A1A"/>
+          <w:sz w:val="20"/>
+          <w:szCs w:val="20"/>
+        </w:rPr>
+      </w:pPr>
+      <w:r>
+        <w:rPr>
+          <w:rFonts w:ascii="Courier New" w:hAnsi="Courier New" w:cs="Courier New"/>
+          <w:color w:val="1A1A1A"/>
+          <w:sz w:val="20"/>
+          <w:szCs w:val="20"/>
+        </w:rPr>
+        <w:t xml:space="preserve">    return mask, (a, b, c), (-a/b, -c/b)</w:t>
+      </w:r>
+    </w:p>
+    <w:p>
+      <w:pPr>
+        <w:shd w:val="clear" w:color="auto" w:fill="F4F4F4"/>
+        <w:ind w:left="180" w:right="180"/>
+        <w:rPr>
+          <w:rFonts w:ascii="Courier New" w:hAnsi="Courier New" w:cs="Courier New"/>
+          <w:color w:val="1A1A1A"/>
+          <w:sz w:val="20"/>
+          <w:szCs w:val="20"/>
+        </w:rPr>
+      </w:pPr>
+    </w:p>
+    <w:p>
+      <w:pPr>
+        <w:shd w:val="clear" w:color="auto" w:fill="F4F4F4"/>
+        <w:ind w:left="180" w:right="180"/>
+        <w:rPr>
+          <w:rFonts w:ascii="Courier New" w:hAnsi="Courier New" w:cs="Courier New"/>
+          <w:color w:val="1A1A1A"/>
+          <w:sz w:val="20"/>
+          <w:szCs w:val="20"/>
+        </w:rPr>
+      </w:pPr>
+      <w:r>
+        <w:rPr>
+          <w:rFonts w:ascii="Courier New" w:hAnsi="Courier New" w:cs="Courier New"/>
+          <w:color w:val="1A1A1A"/>
+          <w:sz w:val="20"/>
+          <w:szCs w:val="20"/>
+        </w:rPr>
+        <w:t>remaining_x, remaining_y = X_all.copy(), Y_all.copy()</w:t>
+      </w:r>
+    </w:p>
+    <w:p>
+      <w:pPr>
+        <w:shd w:val="clear" w:color="auto" w:fill="F4F4F4"/>
+        <w:ind w:left="180" w:right="180"/>
+        <w:rPr>
+          <w:rFonts w:ascii="Courier New" w:hAnsi="Courier New" w:cs="Courier New"/>
+          <w:color w:val="1A1A1A"/>
+          <w:sz w:val="20"/>
+          <w:szCs w:val="20"/>
+        </w:rPr>
+      </w:pPr>
+      <w:r>
+        <w:rPr>
+          <w:rFonts w:ascii="Courier New" w:hAnsi="Courier New" w:cs="Courier New"/>
+          <w:color w:val="1A1A1A"/>
+          <w:sz w:val="20"/>
+          <w:szCs w:val="20"/>
+        </w:rPr>
+        <w:t>for _ in range(3):</w:t>
+      </w:r>
+    </w:p>
+    <w:p>
+      <w:pPr>
+        <w:shd w:val="clear" w:color="auto" w:fill="F4F4F4"/>
+        <w:ind w:left="180" w:right="180"/>
+        <w:rPr>
+          <w:rFonts w:ascii="Courier New" w:hAnsi="Courier New" w:cs="Courier New"/>
+          <w:color w:val="1A1A1A"/>
+          <w:sz w:val="20"/>
+          <w:szCs w:val="20"/>
+        </w:rPr>
+      </w:pPr>
+      <w:r>
+        <w:rPr>
+          <w:rFonts w:ascii="Courier New" w:hAnsi="Courier New" w:cs="Courier New"/>
+          <w:color w:val="1A1A1A"/>
+          <w:sz w:val="20"/>
+          <w:szCs w:val="20"/>
+        </w:rPr>
+        <w:t xml:space="preserve">    mask, abc, mi = ransac_tls_line(remaining_x, remaining_y)</w:t>
+      </w:r>
+    </w:p>
+    <w:p>
+      <w:pPr>
+        <w:shd w:val="clear" w:color="auto" w:fill="F4F4F4"/>
+        <w:ind w:left="180" w:right="180"/>
+        <w:rPr>
+          <w:rFonts w:ascii="Courier New" w:hAnsi="Courier New" w:cs="Courier New"/>
+          <w:color w:val="1A1A1A"/>
+          <w:sz w:val="20"/>
+          <w:szCs w:val="20"/>
+        </w:rPr>
+      </w:pPr>
+      <w:r>
+        <w:rPr>
+          <w:rFonts w:ascii="Courier New" w:hAnsi="Courier New" w:cs="Courier New"/>
+          <w:color w:val="1A1A1A"/>
+          <w:sz w:val="20"/>
+          <w:szCs w:val="20"/>
+        </w:rPr>
+        <w:t xml:space="preserve">    lines.append({'x_inliers': remaining_x[mask], 'mi': mi})</w:t>
+      </w:r>
+    </w:p>
+    <w:p>
+      <w:pPr>
+        <w:shd w:val="clear" w:color="auto" w:fill="F4F4F4"/>
+        <w:ind w:left="180" w:right="180"/>
+        <w:rPr>
+          <w:rFonts w:ascii="Courier New" w:hAnsi="Courier New" w:cs="Courier New"/>
+          <w:color w:val="1A1A1A"/>
+          <w:sz w:val="20"/>
+          <w:szCs w:val="20"/>
+        </w:rPr>
+      </w:pPr>
+      <w:r>
+        <w:rPr>
+          <w:rFonts w:ascii="Courier New" w:hAnsi="Courier New" w:cs="Courier New"/>
+          <w:color w:val="1A1A1A"/>
+          <w:sz w:val="20"/>
+          <w:szCs w:val="20"/>
+        </w:rPr>
+        <w:t xml:space="preserve">    remaining_x = remaining_x[~mask]</w:t>
+      </w:r>
+    </w:p>
+    <w:p>
+      <w:pPr>
+        <w:pBdr>
+          <w:bottom w:val="single" w:sz="4" w:space="1" w:color="CCCCCC"/>
+        </w:pBdr>
+        <w:shd w:val="clear" w:color="auto" w:fill="F4F4F4"/>
+        <w:ind w:left="180" w:right="180"/>
+        <w:rPr>
+          <w:rFonts w:ascii="Courier New" w:hAnsi="Courier New" w:cs="Courier New"/>
+          <w:color w:val="1A1A1A"/>
+          <w:sz w:val="20"/>
+          <w:szCs w:val="20"/>
+        </w:rPr>
+      </w:pPr>
+      <w:r>
+        <w:rPr>
+          <w:rFonts w:ascii="Courier New" w:hAnsi="Courier New" w:cs="Courier New"/>
+          <w:color w:val="1A1A1A"/>
+          <w:sz w:val="20"/>
+          <w:szCs w:val="20"/>
+        </w:rPr>
+        <w:t xml:space="preserve">    remaining_y = remaining_y[~mask]</w:t>
+      </w:r>
+    </w:p>
+    <w:p>
+      <w:pPr>
+        <w:spacing w:before="60" w:after="60"/>
+      </w:pPr>
     </w:p>
     <w:p>
       <w:pPr>
@@ -600,7 +1368,6 @@
         <w:rPr>
           <w:rFonts w:ascii="Times New Roman" w:hAnsi="Times New Roman" w:cs="Times New Roman"/>
         </w:rPr>
-        <w:lastRenderedPageBreak/>
         <w:t>Fitted Line Parameters</w:t>
       </w:r>
     </w:p>
@@ -640,6 +1407,7 @@
           <w:rFonts w:ascii="Segoe UI Emoji" w:hAnsi="Segoe UI Emoji" w:cs="Segoe UI Emoji"/>
           <w:i/>
           <w:iCs/>
+          <w:noProof/>
           <w:sz w:val="20"/>
           <w:szCs w:val="20"/>
         </w:rPr>
@@ -682,19 +1450,35 @@
     </w:p>
     <w:p>
       <w:pPr>
+        <w:rPr>
+          <w:rFonts w:ascii="Times New Roman" w:hAnsi="Times New Roman" w:cs="Times New Roman"/>
+        </w:rPr>
+      </w:pPr>
+      <w:r>
+        <w:rPr>
+          <w:rFonts w:ascii="Times New Roman" w:hAnsi="Times New Roman" w:cs="Times New Roman"/>
+        </w:rPr>
+        <w:br w:type="page"/>
+      </w:r>
+    </w:p>
+    <w:p>
+      <w:pPr>
         <w:pBdr>
           <w:left w:val="single" w:sz="12" w:space="8" w:color="1F5C99"/>
         </w:pBdr>
         <w:spacing w:before="80" w:after="80"/>
         <w:ind w:left="360"/>
         <w:rPr>
-          <w:rFonts w:ascii="Segoe UI Emoji" w:hAnsi="Segoe UI Emoji" w:cs="Segoe UI Emoji"/>
-          <w:i/>
-          <w:iCs/>
-          <w:sz w:val="20"/>
-          <w:szCs w:val="20"/>
-        </w:rPr>
-      </w:pPr>
+          <w:rFonts w:ascii="Times New Roman" w:hAnsi="Times New Roman" w:cs="Times New Roman"/>
+        </w:rPr>
+      </w:pPr>
+      <w:r>
+        <w:rPr>
+          <w:rFonts w:ascii="Times New Roman" w:hAnsi="Times New Roman" w:cs="Times New Roman"/>
+        </w:rPr>
+        <w:lastRenderedPageBreak/>
+        <w:t>Plot</w:t>
+      </w:r>
     </w:p>
     <w:p>
       <w:pPr>
@@ -710,31 +1494,13 @@
       <w:r>
         <w:rPr>
           <w:rFonts w:ascii="Times New Roman" w:hAnsi="Times New Roman" w:cs="Times New Roman"/>
-        </w:rPr>
-        <w:t>Plot</w:t>
-      </w:r>
-    </w:p>
-    <w:p>
-      <w:pPr>
-        <w:pBdr>
-          <w:left w:val="single" w:sz="12" w:space="8" w:color="1F5C99"/>
-        </w:pBdr>
-        <w:spacing w:before="80" w:after="80"/>
-        <w:ind w:left="360"/>
-        <w:rPr>
-          <w:rFonts w:ascii="Times New Roman" w:hAnsi="Times New Roman" w:cs="Times New Roman"/>
-        </w:rPr>
-      </w:pPr>
-      <w:r>
-        <w:rPr>
-          <w:rFonts w:ascii="Times New Roman" w:hAnsi="Times New Roman" w:cs="Times New Roman"/>
           <w:noProof/>
         </w:rPr>
         <w:drawing>
-          <wp:inline distT="0" distB="0" distL="0" distR="0" wp14:anchorId="55102027" wp14:editId="2FE854AA">
-            <wp:extent cx="5731510" cy="3821430"/>
-            <wp:effectExtent l="0" t="0" r="2540" b="7620"/>
-            <wp:docPr id="276150226" name="Picture 3"/>
+          <wp:inline distT="0" distB="0" distL="0" distR="0" wp14:anchorId="46107084" wp14:editId="2DAC9513">
+            <wp:extent cx="5699760" cy="3800261"/>
+            <wp:effectExtent l="0" t="0" r="0" b="0"/>
+            <wp:docPr id="1139373896" name="Picture 2"/>
             <wp:cNvGraphicFramePr>
               <a:graphicFrameLocks xmlns:a="http://schemas.openxmlformats.org/drawingml/2006/main" noChangeAspect="1"/>
             </wp:cNvGraphicFramePr>
@@ -742,11 +1508,11 @@
               <a:graphicData uri="http://schemas.openxmlformats.org/drawingml/2006/picture">
                 <pic:pic xmlns:pic="http://schemas.openxmlformats.org/drawingml/2006/picture">
                   <pic:nvPicPr>
-                    <pic:cNvPr id="276150226" name="Picture 276150226"/>
+                    <pic:cNvPr id="1139373896" name="Picture 1139373896"/>
                     <pic:cNvPicPr/>
                   </pic:nvPicPr>
                   <pic:blipFill>
-                    <a:blip r:embed="rId10">
+                    <a:blip r:embed="rId10" cstate="print">
                       <a:extLst>
                         <a:ext uri="{28A0092B-C50C-407E-A947-70E740481C1C}">
                           <a14:useLocalDpi xmlns:a14="http://schemas.microsoft.com/office/drawing/2010/main" val="0"/>
@@ -760,7 +1526,7 @@
                   <pic:spPr>
                     <a:xfrm>
                       <a:off x="0" y="0"/>
-                      <a:ext cx="5731510" cy="3821430"/>
+                      <a:ext cx="5708492" cy="3806083"/>
                     </a:xfrm>
                     <a:prstGeom prst="rect">
                       <a:avLst/>
@@ -775,20 +1541,47 @@
     </w:p>
     <w:p>
       <w:pPr>
-        <w:spacing w:before="120" w:after="60"/>
-        <w:rPr>
-          <w:rFonts w:ascii="Segoe UI Emoji" w:hAnsi="Segoe UI Emoji" w:cs="Segoe UI Emoji"/>
-          <w:i/>
-          <w:iCs/>
-          <w:sz w:val="20"/>
-          <w:szCs w:val="20"/>
-        </w:rPr>
-      </w:pPr>
-    </w:p>
-    <w:p>
-      <w:pPr>
-        <w:rPr>
-          <w:rFonts w:ascii="Times New Roman" w:hAnsi="Times New Roman" w:cs="Times New Roman"/>
+        <w:pBdr>
+          <w:left w:val="single" w:sz="12" w:space="8" w:color="1F5C99"/>
+        </w:pBdr>
+        <w:spacing w:before="80" w:after="80"/>
+        <w:ind w:left="360"/>
+        <w:rPr>
+          <w:rFonts w:ascii="Times New Roman" w:hAnsi="Times New Roman" w:cs="Times New Roman"/>
+        </w:rPr>
+      </w:pPr>
+      <w:r>
+        <w:rPr>
+          <w:rFonts w:ascii="Times New Roman" w:hAnsi="Times New Roman" w:cs="Times New Roman"/>
+        </w:rPr>
+        <w:t>Discussion</w:t>
+      </w:r>
+    </w:p>
+    <w:p>
+      <w:pPr>
+        <w:pBdr>
+          <w:left w:val="single" w:sz="12" w:space="8" w:color="1F5C99"/>
+        </w:pBdr>
+        <w:spacing w:before="80" w:after="80"/>
+        <w:ind w:left="720"/>
+        <w:jc w:val="both"/>
+        <w:rPr>
+          <w:rFonts w:ascii="Times New Roman" w:hAnsi="Times New Roman" w:cs="Times New Roman"/>
+        </w:rPr>
+      </w:pPr>
+      <w:r>
+        <w:rPr>
+          <w:rFonts w:ascii="Times New Roman" w:hAnsi="Times New Roman" w:cs="Times New Roman"/>
+        </w:rPr>
+        <w:t>A single TLS fit fails when data has multiple structures, so RANSAC was used to find one line at a time and remove those inliers before repeating. Three lines were found with 76, 51, and 46 inliers. The different inlier counts suggest the three datasets have different point densities. The random seed was fixed to keep results reproducible.</w:t>
+      </w:r>
+    </w:p>
+    <w:p>
+      <w:pPr>
+        <w:rPr>
+          <w:rFonts w:ascii="Times New Roman" w:hAnsi="Times New Roman" w:cs="Times New Roman"/>
+          <w:b/>
+          <w:bCs/>
         </w:rPr>
       </w:pPr>
       <w:r>
@@ -816,16 +1609,7 @@
           <w:szCs w:val="24"/>
         </w:rPr>
         <w:lastRenderedPageBreak/>
-        <w:t xml:space="preserve">Question 2 </w:t>
-      </w:r>
-      <w:r>
-        <w:rPr>
-          <w:rFonts w:ascii="Times New Roman" w:hAnsi="Times New Roman" w:cs="Times New Roman"/>
-          <w:color w:val="auto"/>
-          <w:sz w:val="24"/>
-          <w:szCs w:val="24"/>
-        </w:rPr>
-        <w:t xml:space="preserve"> </w:t>
+        <w:t xml:space="preserve">Question 2  </w:t>
       </w:r>
       <w:r>
         <w:rPr>
@@ -861,8 +1645,16 @@
           <w:numId w:val="0"/>
         </w:numPr>
         <w:ind w:left="720"/>
-      </w:pPr>
-      <w:r>
+        <w:rPr>
+          <w:b w:val="0"/>
+          <w:bCs w:val="0"/>
+        </w:rPr>
+      </w:pPr>
+      <w:r>
+        <w:rPr>
+          <w:b w:val="0"/>
+          <w:bCs w:val="0"/>
+        </w:rPr>
         <w:t>Camera Parameters</w:t>
       </w:r>
     </w:p>
@@ -928,8 +1720,16 @@
           <w:numId w:val="0"/>
         </w:numPr>
         <w:ind w:left="720"/>
-      </w:pPr>
-      <w:r>
+        <w:rPr>
+          <w:b w:val="0"/>
+          <w:bCs w:val="0"/>
+        </w:rPr>
+      </w:pPr>
+      <w:r>
+        <w:rPr>
+          <w:b w:val="0"/>
+          <w:bCs w:val="0"/>
+        </w:rPr>
         <w:t>Derivation</w:t>
       </w:r>
     </w:p>
@@ -951,40 +1751,15 @@
             <w:rPr>
               <w:rFonts w:ascii="Cambria Math" w:hAnsi="Cambria Math"/>
             </w:rPr>
-            <m:t>Real Size =</m:t>
-          </m:r>
-          <m:r>
-            <m:rPr>
-              <m:sty m:val="b"/>
-            </m:rPr>
-            <w:rPr>
-              <w:rFonts w:ascii="Cambria Math" w:hAnsi="Cambria Math"/>
-            </w:rPr>
-            <m:t xml:space="preserve"> size in pixels ×pixel size on</m:t>
-          </m:r>
-          <m:r>
-            <m:rPr>
-              <m:sty m:val="b"/>
-            </m:rPr>
-            <w:rPr>
-              <w:rFonts w:ascii="Cambria Math" w:hAnsi="Cambria Math"/>
-            </w:rPr>
-            <m:t xml:space="preserve"> sensor</m:t>
-          </m:r>
-          <m:r>
-            <m:rPr>
-              <m:sty m:val="b"/>
-            </m:rPr>
-            <w:rPr>
-              <w:rFonts w:ascii="Cambria Math" w:hAnsi="Cambria Math"/>
-            </w:rPr>
-            <m:t xml:space="preserve"> × </m:t>
+            <m:t xml:space="preserve">Real Size = size in pixels ×pixel size on sensor × </m:t>
           </m:r>
           <m:f>
             <m:fPr>
               <m:ctrlPr>
                 <w:rPr>
                   <w:rFonts w:ascii="Cambria Math" w:hAnsi="Cambria Math"/>
+                  <w:b w:val="0"/>
+                  <w:bCs w:val="0"/>
                   <w:color w:val="000000" w:themeColor="text1"/>
                   <w:sz w:val="28"/>
                   <w:szCs w:val="28"/>
@@ -1030,14 +1805,261 @@
     </w:p>
     <w:p>
       <w:pPr>
+        <w:spacing w:before="160" w:after="40"/>
+        <w:rPr>
+          <w:rFonts w:ascii="Times New Roman" w:hAnsi="Times New Roman"/>
+          <w:i/>
+          <w:iCs/>
+        </w:rPr>
+      </w:pPr>
+      <w:r>
+        <w:rPr>
+          <w:rFonts w:ascii="Times New Roman" w:hAnsi="Times New Roman"/>
+          <w:i/>
+          <w:iCs/>
+        </w:rPr>
+        <w:t>Earring Size Estimation</w:t>
+      </w:r>
+    </w:p>
+    <w:p>
+      <w:pPr>
+        <w:pBdr>
+          <w:top w:val="single" w:sz="4" w:space="1" w:color="CCCCCC"/>
+        </w:pBdr>
+        <w:shd w:val="clear" w:color="auto" w:fill="F4F4F4"/>
+        <w:ind w:left="180" w:right="180"/>
+        <w:rPr>
+          <w:rFonts w:ascii="Courier New" w:hAnsi="Courier New" w:cs="Courier New"/>
+          <w:color w:val="1A1A1A"/>
+          <w:sz w:val="20"/>
+          <w:szCs w:val="20"/>
+        </w:rPr>
+      </w:pPr>
+      <w:r>
+        <w:rPr>
+          <w:rFonts w:ascii="Courier New" w:hAnsi="Courier New" w:cs="Courier New"/>
+          <w:color w:val="1A1A1A"/>
+          <w:sz w:val="20"/>
+          <w:szCs w:val="20"/>
+        </w:rPr>
+        <w:t># Detect earring extent via thresholding</w:t>
+      </w:r>
+    </w:p>
+    <w:p>
+      <w:pPr>
+        <w:shd w:val="clear" w:color="auto" w:fill="F4F4F4"/>
+        <w:ind w:left="180" w:right="180"/>
+        <w:rPr>
+          <w:rFonts w:ascii="Courier New" w:hAnsi="Courier New" w:cs="Courier New"/>
+          <w:color w:val="1A1A1A"/>
+          <w:sz w:val="20"/>
+          <w:szCs w:val="20"/>
+        </w:rPr>
+      </w:pPr>
+      <w:r>
+        <w:rPr>
+          <w:rFonts w:ascii="Courier New" w:hAnsi="Courier New" w:cs="Courier New"/>
+          <w:color w:val="1A1A1A"/>
+          <w:sz w:val="20"/>
+          <w:szCs w:val="20"/>
+        </w:rPr>
+        <w:t>gray = cv2.cvtColor(img_ear, cv2.COLOR_BGR2GRAY)</w:t>
+      </w:r>
+    </w:p>
+    <w:p>
+      <w:pPr>
+        <w:shd w:val="clear" w:color="auto" w:fill="F4F4F4"/>
+        <w:ind w:left="180" w:right="180"/>
+        <w:rPr>
+          <w:rFonts w:ascii="Courier New" w:hAnsi="Courier New" w:cs="Courier New"/>
+          <w:color w:val="1A1A1A"/>
+          <w:sz w:val="20"/>
+          <w:szCs w:val="20"/>
+        </w:rPr>
+      </w:pPr>
+      <w:r>
+        <w:rPr>
+          <w:rFonts w:ascii="Courier New" w:hAnsi="Courier New" w:cs="Courier New"/>
+          <w:color w:val="1A1A1A"/>
+          <w:sz w:val="20"/>
+          <w:szCs w:val="20"/>
+        </w:rPr>
+        <w:t>_, thresh = cv2.threshold(gray, 240, 255, cv2.THRESH_BINARY_INV)</w:t>
+      </w:r>
+    </w:p>
+    <w:p>
+      <w:pPr>
+        <w:shd w:val="clear" w:color="auto" w:fill="F4F4F4"/>
+        <w:ind w:left="180" w:right="180"/>
+        <w:rPr>
+          <w:rFonts w:ascii="Courier New" w:hAnsi="Courier New" w:cs="Courier New"/>
+          <w:color w:val="1A1A1A"/>
+          <w:sz w:val="20"/>
+          <w:szCs w:val="20"/>
+        </w:rPr>
+      </w:pPr>
+      <w:r>
+        <w:rPr>
+          <w:rFonts w:ascii="Courier New" w:hAnsi="Courier New" w:cs="Courier New"/>
+          <w:color w:val="1A1A1A"/>
+          <w:sz w:val="20"/>
+          <w:szCs w:val="20"/>
+        </w:rPr>
+        <w:t>contours, _ = cv2.findContours(thresh, cv2.RETR_EXTERNAL,</w:t>
+      </w:r>
+    </w:p>
+    <w:p>
+      <w:pPr>
+        <w:shd w:val="clear" w:color="auto" w:fill="F4F4F4"/>
+        <w:ind w:left="180" w:right="180"/>
+        <w:rPr>
+          <w:rFonts w:ascii="Courier New" w:hAnsi="Courier New" w:cs="Courier New"/>
+          <w:color w:val="1A1A1A"/>
+          <w:sz w:val="20"/>
+          <w:szCs w:val="20"/>
+        </w:rPr>
+      </w:pPr>
+      <w:r>
+        <w:rPr>
+          <w:rFonts w:ascii="Courier New" w:hAnsi="Courier New" w:cs="Courier New"/>
+          <w:color w:val="1A1A1A"/>
+          <w:sz w:val="20"/>
+          <w:szCs w:val="20"/>
+        </w:rPr>
+        <w:t xml:space="preserve">                                cv2.CHAIN_APPROX_SIMPLE)</w:t>
+      </w:r>
+    </w:p>
+    <w:p>
+      <w:pPr>
+        <w:shd w:val="clear" w:color="auto" w:fill="F4F4F4"/>
+        <w:ind w:left="180" w:right="180"/>
+        <w:rPr>
+          <w:rFonts w:ascii="Courier New" w:hAnsi="Courier New" w:cs="Courier New"/>
+          <w:color w:val="1A1A1A"/>
+          <w:sz w:val="20"/>
+          <w:szCs w:val="20"/>
+        </w:rPr>
+      </w:pPr>
+      <w:r>
+        <w:rPr>
+          <w:rFonts w:ascii="Courier New" w:hAnsi="Courier New" w:cs="Courier New"/>
+          <w:color w:val="1A1A1A"/>
+          <w:sz w:val="20"/>
+          <w:szCs w:val="20"/>
+        </w:rPr>
+        <w:t>for cnt in sorted(contours, key=cv2.contourArea, reverse=True)[:2]:</w:t>
+      </w:r>
+    </w:p>
+    <w:p>
+      <w:pPr>
+        <w:shd w:val="clear" w:color="auto" w:fill="F4F4F4"/>
+        <w:ind w:left="180" w:right="180"/>
+        <w:rPr>
+          <w:rFonts w:ascii="Courier New" w:hAnsi="Courier New" w:cs="Courier New"/>
+          <w:color w:val="1A1A1A"/>
+          <w:sz w:val="20"/>
+          <w:szCs w:val="20"/>
+        </w:rPr>
+      </w:pPr>
+      <w:r>
+        <w:rPr>
+          <w:rFonts w:ascii="Courier New" w:hAnsi="Courier New" w:cs="Courier New"/>
+          <w:color w:val="1A1A1A"/>
+          <w:sz w:val="20"/>
+          <w:szCs w:val="20"/>
+        </w:rPr>
+        <w:t xml:space="preserve">    x, y, cw, ch = cv2.boundingRect(cnt)</w:t>
+      </w:r>
+    </w:p>
+    <w:p>
+      <w:pPr>
+        <w:shd w:val="clear" w:color="auto" w:fill="F4F4F4"/>
+        <w:ind w:left="180" w:right="180"/>
+        <w:rPr>
+          <w:rFonts w:ascii="Courier New" w:hAnsi="Courier New" w:cs="Courier New"/>
+          <w:color w:val="1A1A1A"/>
+          <w:sz w:val="20"/>
+          <w:szCs w:val="20"/>
+        </w:rPr>
+      </w:pPr>
+      <w:r>
+        <w:rPr>
+          <w:rFonts w:ascii="Courier New" w:hAnsi="Courier New" w:cs="Courier New"/>
+          <w:color w:val="1A1A1A"/>
+          <w:sz w:val="20"/>
+          <w:szCs w:val="20"/>
+        </w:rPr>
+        <w:t xml:space="preserve">    diameter_px  = (cw + ch) / 2.0</w:t>
+      </w:r>
+    </w:p>
+    <w:p>
+      <w:pPr>
+        <w:shd w:val="clear" w:color="auto" w:fill="F4F4F4"/>
+        <w:ind w:left="180" w:right="180"/>
+        <w:rPr>
+          <w:rFonts w:ascii="Courier New" w:hAnsi="Courier New" w:cs="Courier New"/>
+          <w:color w:val="1A1A1A"/>
+          <w:sz w:val="20"/>
+          <w:szCs w:val="20"/>
+        </w:rPr>
+      </w:pPr>
+      <w:r>
+        <w:rPr>
+          <w:rFonts w:ascii="Courier New" w:hAnsi="Courier New" w:cs="Courier New"/>
+          <w:color w:val="1A1A1A"/>
+          <w:sz w:val="20"/>
+          <w:szCs w:val="20"/>
+        </w:rPr>
+        <w:t xml:space="preserve">    # Thin-lens formula: Real Size = d_px * pixel_size * Z / f</w:t>
+      </w:r>
+    </w:p>
+    <w:p>
+      <w:pPr>
+        <w:pBdr>
+          <w:bottom w:val="single" w:sz="4" w:space="1" w:color="CCCCCC"/>
+        </w:pBdr>
+        <w:shd w:val="clear" w:color="auto" w:fill="F4F4F4"/>
+        <w:ind w:left="180" w:right="180"/>
+        <w:rPr>
+          <w:rFonts w:ascii="Courier New" w:hAnsi="Courier New" w:cs="Courier New"/>
+          <w:color w:val="1A1A1A"/>
+          <w:sz w:val="20"/>
+          <w:szCs w:val="20"/>
+        </w:rPr>
+      </w:pPr>
+      <w:r>
+        <w:rPr>
+          <w:rFonts w:ascii="Courier New" w:hAnsi="Courier New" w:cs="Courier New"/>
+          <w:color w:val="1A1A1A"/>
+          <w:sz w:val="20"/>
+          <w:szCs w:val="20"/>
+        </w:rPr>
+        <w:t xml:space="preserve">    size_mm = diameter_px * (pixel_size_um/1000.0) * Z_mm / f_mm</w:t>
+      </w:r>
+    </w:p>
+    <w:p>
+      <w:pPr>
+        <w:spacing w:before="60" w:after="60"/>
+      </w:pPr>
+    </w:p>
+    <w:p>
+      <w:pPr>
         <w:pStyle w:val="Heading2"/>
         <w:numPr>
           <w:ilvl w:val="0"/>
           <w:numId w:val="0"/>
         </w:numPr>
         <w:ind w:left="720"/>
-      </w:pPr>
-      <w:r>
+        <w:rPr>
+          <w:b w:val="0"/>
+          <w:bCs w:val="0"/>
+        </w:rPr>
+      </w:pPr>
+      <w:r>
+        <w:rPr>
+          <w:b w:val="0"/>
+          <w:bCs w:val="0"/>
+        </w:rPr>
         <w:t>Results</w:t>
       </w:r>
     </w:p>
@@ -1061,6 +2083,7 @@
           <w:rFonts w:ascii="Segoe UI Emoji" w:hAnsi="Segoe UI Emoji" w:cs="Segoe UI Emoji"/>
           <w:i/>
           <w:iCs/>
+          <w:noProof/>
           <w:sz w:val="20"/>
           <w:szCs w:val="20"/>
         </w:rPr>
@@ -1141,6 +2164,7 @@
           <w:sz w:val="20"/>
           <w:szCs w:val="20"/>
         </w:rPr>
+        <w:lastRenderedPageBreak/>
         <w:drawing>
           <wp:inline distT="0" distB="0" distL="0" distR="0" wp14:anchorId="0FA20950" wp14:editId="4BE5603C">
             <wp:extent cx="5731510" cy="4298315"/>
@@ -1186,6 +2210,133 @@
     </w:p>
     <w:p>
       <w:pPr>
+        <w:pBdr>
+          <w:left w:val="single" w:sz="12" w:space="8" w:color="1F5C99"/>
+        </w:pBdr>
+        <w:spacing w:before="80" w:after="80"/>
+        <w:ind w:left="360"/>
+        <w:rPr>
+          <w:rFonts w:ascii="Times New Roman" w:hAnsi="Times New Roman" w:cs="Times New Roman"/>
+        </w:rPr>
+      </w:pPr>
+      <w:r>
+        <w:rPr>
+          <w:rFonts w:ascii="Times New Roman" w:hAnsi="Times New Roman" w:cs="Times New Roman"/>
+        </w:rPr>
+        <w:t xml:space="preserve">Discussion </w:t>
+      </w:r>
+    </w:p>
+    <w:p>
+      <w:pPr>
+        <w:pBdr>
+          <w:left w:val="single" w:sz="12" w:space="8" w:color="1F5C99"/>
+        </w:pBdr>
+        <w:spacing w:before="80" w:after="80"/>
+        <w:ind w:left="720"/>
+        <w:jc w:val="both"/>
+        <w:rPr>
+          <w:rFonts w:ascii="Times New Roman" w:hAnsi="Times New Roman" w:cs="Times New Roman"/>
+        </w:rPr>
+      </w:pPr>
+      <w:r>
+        <w:rPr>
+          <w:rFonts w:ascii="Times New Roman" w:hAnsi="Times New Roman" w:cs="Times New Roman"/>
+        </w:rPr>
+        <w:t xml:space="preserve">Using the thin-lens formula with </w:t>
+      </w:r>
+    </w:p>
+    <w:p>
+      <w:pPr>
+        <w:pBdr>
+          <w:left w:val="single" w:sz="12" w:space="8" w:color="1F5C99"/>
+        </w:pBdr>
+        <w:spacing w:before="80" w:after="80"/>
+        <w:ind w:left="1440"/>
+        <w:jc w:val="both"/>
+        <w:rPr>
+          <w:rFonts w:ascii="Times New Roman" w:hAnsi="Times New Roman" w:cs="Times New Roman"/>
+        </w:rPr>
+      </w:pPr>
+      <w:r>
+        <w:rPr>
+          <w:rFonts w:ascii="Times New Roman" w:hAnsi="Times New Roman" w:cs="Times New Roman"/>
+        </w:rPr>
+        <w:t>f = 8mm</w:t>
+      </w:r>
+    </w:p>
+    <w:p>
+      <w:pPr>
+        <w:pBdr>
+          <w:left w:val="single" w:sz="12" w:space="8" w:color="1F5C99"/>
+        </w:pBdr>
+        <w:spacing w:before="80" w:after="80"/>
+        <w:ind w:left="1440"/>
+        <w:jc w:val="both"/>
+        <w:rPr>
+          <w:rFonts w:ascii="Times New Roman" w:hAnsi="Times New Roman" w:cs="Times New Roman"/>
+        </w:rPr>
+      </w:pPr>
+      <w:r>
+        <w:rPr>
+          <w:rFonts w:ascii="Times New Roman" w:hAnsi="Times New Roman" w:cs="Times New Roman"/>
+        </w:rPr>
+        <w:t>pixel size = 2.2µm</w:t>
+      </w:r>
+    </w:p>
+    <w:p>
+      <w:pPr>
+        <w:pBdr>
+          <w:left w:val="single" w:sz="12" w:space="8" w:color="1F5C99"/>
+        </w:pBdr>
+        <w:spacing w:before="80" w:after="80"/>
+        <w:ind w:left="1440"/>
+        <w:jc w:val="both"/>
+        <w:rPr>
+          <w:rFonts w:ascii="Times New Roman" w:hAnsi="Times New Roman" w:cs="Times New Roman"/>
+        </w:rPr>
+      </w:pPr>
+      <w:r>
+        <w:rPr>
+          <w:rFonts w:ascii="Times New Roman" w:hAnsi="Times New Roman" w:cs="Times New Roman"/>
+        </w:rPr>
+        <w:t xml:space="preserve">Z = 720mm </w:t>
+      </w:r>
+    </w:p>
+    <w:p>
+      <w:pPr>
+        <w:pBdr>
+          <w:left w:val="single" w:sz="12" w:space="8" w:color="1F5C99"/>
+        </w:pBdr>
+        <w:spacing w:before="80" w:after="80"/>
+        <w:ind w:left="720"/>
+        <w:jc w:val="both"/>
+        <w:rPr>
+          <w:rFonts w:ascii="Times New Roman" w:hAnsi="Times New Roman" w:cs="Times New Roman"/>
+        </w:rPr>
+      </w:pPr>
+      <w:r>
+        <w:rPr>
+          <w:rFonts w:ascii="Times New Roman" w:hAnsi="Times New Roman" w:cs="Times New Roman"/>
+        </w:rPr>
+        <w:t xml:space="preserve">both earrings estimated to </w:t>
+      </w:r>
+      <w:r>
+        <w:rPr>
+          <w:rFonts w:ascii="Times New Roman" w:hAnsi="Times New Roman" w:cs="Times New Roman"/>
+          <w:b/>
+          <w:bCs/>
+        </w:rPr>
+        <w:t>77.42mm</w:t>
+      </w:r>
+      <w:r>
+        <w:rPr>
+          <w:rFonts w:ascii="Times New Roman" w:hAnsi="Times New Roman" w:cs="Times New Roman"/>
+        </w:rPr>
+        <w:t xml:space="preserve"> diameter. This assumes the camera is perfectly perpendicular to the earring plane any tilt would give an underestimate.</w:t>
+      </w:r>
+    </w:p>
+    <w:p>
+      <w:pPr>
         <w:rPr>
           <w:rFonts w:ascii="Times New Roman" w:hAnsi="Times New Roman" w:cs="Times New Roman"/>
           <w:b/>
@@ -1194,6 +2345,21 @@
           <w:szCs w:val="32"/>
         </w:rPr>
       </w:pPr>
+    </w:p>
+    <w:p>
+      <w:pPr>
+        <w:rPr>
+          <w:rFonts w:ascii="Times New Roman" w:hAnsi="Times New Roman" w:cs="Times New Roman"/>
+          <w:b/>
+          <w:bCs/>
+        </w:rPr>
+      </w:pPr>
+      <w:r>
+        <w:rPr>
+          <w:rFonts w:ascii="Times New Roman" w:hAnsi="Times New Roman" w:cs="Times New Roman"/>
+        </w:rPr>
+        <w:br w:type="page"/>
+      </w:r>
     </w:p>
     <w:p>
       <w:pPr>
@@ -1215,16 +2381,7 @@
           <w:szCs w:val="24"/>
         </w:rPr>
         <w:lastRenderedPageBreak/>
-        <w:t xml:space="preserve">Question 3 </w:t>
-      </w:r>
-      <w:r>
-        <w:rPr>
-          <w:rFonts w:ascii="Times New Roman" w:hAnsi="Times New Roman" w:cs="Times New Roman"/>
-          <w:color w:val="auto"/>
-          <w:sz w:val="24"/>
-          <w:szCs w:val="24"/>
-        </w:rPr>
-        <w:t xml:space="preserve"> </w:t>
+        <w:t xml:space="preserve">Question 3  </w:t>
       </w:r>
       <w:r>
         <w:rPr>
@@ -1237,6 +2394,251 @@
         </w:rPr>
         <w:t>Flag Superimposition on Cricket Turf</w:t>
       </w:r>
+    </w:p>
+    <w:p>
+      <w:pPr>
+        <w:spacing w:before="160" w:after="40"/>
+        <w:rPr>
+          <w:rFonts w:ascii="Times New Roman" w:hAnsi="Times New Roman"/>
+          <w:i/>
+          <w:iCs/>
+          <w:color w:val="555555"/>
+          <w:sz w:val="18"/>
+          <w:szCs w:val="18"/>
+        </w:rPr>
+      </w:pPr>
+      <w:r>
+        <w:rPr>
+          <w:rFonts w:ascii="Times New Roman" w:hAnsi="Times New Roman"/>
+          <w:i/>
+          <w:iCs/>
+        </w:rPr>
+        <w:t>Interactive Corner Selection</w:t>
+      </w:r>
+    </w:p>
+    <w:p>
+      <w:pPr>
+        <w:pBdr>
+          <w:top w:val="single" w:sz="4" w:space="1" w:color="CCCCCC"/>
+        </w:pBdr>
+        <w:shd w:val="clear" w:color="auto" w:fill="F4F4F4"/>
+        <w:ind w:left="180" w:right="180"/>
+        <w:rPr>
+          <w:rFonts w:ascii="Courier New" w:hAnsi="Courier New" w:cs="Courier New"/>
+          <w:color w:val="1A1A1A"/>
+          <w:sz w:val="20"/>
+          <w:szCs w:val="20"/>
+        </w:rPr>
+      </w:pPr>
+      <w:r>
+        <w:rPr>
+          <w:rFonts w:ascii="Courier New" w:hAnsi="Courier New" w:cs="Courier New"/>
+          <w:color w:val="1A1A1A"/>
+          <w:sz w:val="20"/>
+          <w:szCs w:val="20"/>
+        </w:rPr>
+        <w:t># Interactive corner picker — click TL, TR, BR, BL in order</w:t>
+      </w:r>
+    </w:p>
+    <w:p>
+      <w:pPr>
+        <w:shd w:val="clear" w:color="auto" w:fill="F4F4F4"/>
+        <w:ind w:left="180" w:right="180"/>
+        <w:rPr>
+          <w:rFonts w:ascii="Courier New" w:hAnsi="Courier New" w:cs="Courier New"/>
+          <w:color w:val="1A1A1A"/>
+          <w:sz w:val="20"/>
+          <w:szCs w:val="20"/>
+        </w:rPr>
+      </w:pPr>
+      <w:r>
+        <w:rPr>
+          <w:rFonts w:ascii="Courier New" w:hAnsi="Courier New" w:cs="Courier New"/>
+          <w:color w:val="1A1A1A"/>
+          <w:sz w:val="20"/>
+          <w:szCs w:val="20"/>
+        </w:rPr>
+        <w:t>clicked_pts = []</w:t>
+      </w:r>
+    </w:p>
+    <w:p>
+      <w:pPr>
+        <w:shd w:val="clear" w:color="auto" w:fill="F4F4F4"/>
+        <w:ind w:left="180" w:right="180"/>
+        <w:rPr>
+          <w:rFonts w:ascii="Courier New" w:hAnsi="Courier New" w:cs="Courier New"/>
+          <w:color w:val="1A1A1A"/>
+          <w:sz w:val="20"/>
+          <w:szCs w:val="20"/>
+        </w:rPr>
+      </w:pPr>
+      <w:r>
+        <w:rPr>
+          <w:rFonts w:ascii="Courier New" w:hAnsi="Courier New" w:cs="Courier New"/>
+          <w:color w:val="1A1A1A"/>
+          <w:sz w:val="20"/>
+          <w:szCs w:val="20"/>
+        </w:rPr>
+        <w:t>fig, ax = plt.subplots(figsize=(11, 7))</w:t>
+      </w:r>
+    </w:p>
+    <w:p>
+      <w:pPr>
+        <w:shd w:val="clear" w:color="auto" w:fill="F4F4F4"/>
+        <w:ind w:left="180" w:right="180"/>
+        <w:rPr>
+          <w:rFonts w:ascii="Courier New" w:hAnsi="Courier New" w:cs="Courier New"/>
+          <w:color w:val="1A1A1A"/>
+          <w:sz w:val="20"/>
+          <w:szCs w:val="20"/>
+        </w:rPr>
+      </w:pPr>
+      <w:r>
+        <w:rPr>
+          <w:rFonts w:ascii="Courier New" w:hAnsi="Courier New" w:cs="Courier New"/>
+          <w:color w:val="1A1A1A"/>
+          <w:sz w:val="20"/>
+          <w:szCs w:val="20"/>
+        </w:rPr>
+        <w:t>ax.imshow(turf_rgb);   ax.axis('off')</w:t>
+      </w:r>
+    </w:p>
+    <w:p>
+      <w:pPr>
+        <w:shd w:val="clear" w:color="auto" w:fill="F4F4F4"/>
+        <w:ind w:left="180" w:right="180"/>
+        <w:rPr>
+          <w:rFonts w:ascii="Courier New" w:hAnsi="Courier New" w:cs="Courier New"/>
+          <w:color w:val="1A1A1A"/>
+          <w:sz w:val="20"/>
+          <w:szCs w:val="20"/>
+        </w:rPr>
+      </w:pPr>
+    </w:p>
+    <w:p>
+      <w:pPr>
+        <w:shd w:val="clear" w:color="auto" w:fill="F4F4F4"/>
+        <w:ind w:left="180" w:right="180"/>
+        <w:rPr>
+          <w:rFonts w:ascii="Courier New" w:hAnsi="Courier New" w:cs="Courier New"/>
+          <w:color w:val="1A1A1A"/>
+          <w:sz w:val="20"/>
+          <w:szCs w:val="20"/>
+        </w:rPr>
+      </w:pPr>
+      <w:r>
+        <w:rPr>
+          <w:rFonts w:ascii="Courier New" w:hAnsi="Courier New" w:cs="Courier New"/>
+          <w:color w:val="1A1A1A"/>
+          <w:sz w:val="20"/>
+          <w:szCs w:val="20"/>
+        </w:rPr>
+        <w:t>def on_click(event):</w:t>
+      </w:r>
+    </w:p>
+    <w:p>
+      <w:pPr>
+        <w:shd w:val="clear" w:color="auto" w:fill="F4F4F4"/>
+        <w:ind w:left="180" w:right="180"/>
+        <w:rPr>
+          <w:rFonts w:ascii="Courier New" w:hAnsi="Courier New" w:cs="Courier New"/>
+          <w:color w:val="1A1A1A"/>
+          <w:sz w:val="20"/>
+          <w:szCs w:val="20"/>
+        </w:rPr>
+      </w:pPr>
+      <w:r>
+        <w:rPr>
+          <w:rFonts w:ascii="Courier New" w:hAnsi="Courier New" w:cs="Courier New"/>
+          <w:color w:val="1A1A1A"/>
+          <w:sz w:val="20"/>
+          <w:szCs w:val="20"/>
+        </w:rPr>
+        <w:t xml:space="preserve">    if event.inaxes is ax and len(clicked_pts) &lt; 4:</w:t>
+      </w:r>
+    </w:p>
+    <w:p>
+      <w:pPr>
+        <w:shd w:val="clear" w:color="auto" w:fill="F4F4F4"/>
+        <w:ind w:left="180" w:right="180"/>
+        <w:rPr>
+          <w:rFonts w:ascii="Courier New" w:hAnsi="Courier New" w:cs="Courier New"/>
+          <w:color w:val="1A1A1A"/>
+          <w:sz w:val="20"/>
+          <w:szCs w:val="20"/>
+        </w:rPr>
+      </w:pPr>
+      <w:r>
+        <w:rPr>
+          <w:rFonts w:ascii="Courier New" w:hAnsi="Courier New" w:cs="Courier New"/>
+          <w:color w:val="1A1A1A"/>
+          <w:sz w:val="20"/>
+          <w:szCs w:val="20"/>
+        </w:rPr>
+        <w:t xml:space="preserve">        clicked_pts.append([int(event.xdata), int(event.ydata)])</w:t>
+      </w:r>
+    </w:p>
+    <w:p>
+      <w:pPr>
+        <w:shd w:val="clear" w:color="auto" w:fill="F4F4F4"/>
+        <w:ind w:left="180" w:right="180"/>
+        <w:rPr>
+          <w:rFonts w:ascii="Courier New" w:hAnsi="Courier New" w:cs="Courier New"/>
+          <w:color w:val="1A1A1A"/>
+          <w:sz w:val="20"/>
+          <w:szCs w:val="20"/>
+        </w:rPr>
+      </w:pPr>
+    </w:p>
+    <w:p>
+      <w:pPr>
+        <w:shd w:val="clear" w:color="auto" w:fill="F4F4F4"/>
+        <w:ind w:left="180" w:right="180"/>
+        <w:rPr>
+          <w:rFonts w:ascii="Courier New" w:hAnsi="Courier New" w:cs="Courier New"/>
+          <w:color w:val="1A1A1A"/>
+          <w:sz w:val="20"/>
+          <w:szCs w:val="20"/>
+        </w:rPr>
+      </w:pPr>
+      <w:r>
+        <w:rPr>
+          <w:rFonts w:ascii="Courier New" w:hAnsi="Courier New" w:cs="Courier New"/>
+          <w:color w:val="1A1A1A"/>
+          <w:sz w:val="20"/>
+          <w:szCs w:val="20"/>
+        </w:rPr>
+        <w:t>fig.canvas.mpl_connect('button_press_event', on_click)</w:t>
+      </w:r>
+    </w:p>
+    <w:p>
+      <w:pPr>
+        <w:pBdr>
+          <w:bottom w:val="single" w:sz="4" w:space="1" w:color="CCCCCC"/>
+        </w:pBdr>
+        <w:shd w:val="clear" w:color="auto" w:fill="F4F4F4"/>
+        <w:ind w:left="180" w:right="180"/>
+        <w:rPr>
+          <w:rFonts w:ascii="Courier New" w:hAnsi="Courier New" w:cs="Courier New"/>
+          <w:color w:val="1A1A1A"/>
+          <w:sz w:val="20"/>
+          <w:szCs w:val="20"/>
+        </w:rPr>
+      </w:pPr>
+      <w:r>
+        <w:rPr>
+          <w:rFonts w:ascii="Courier New" w:hAnsi="Courier New" w:cs="Courier New"/>
+          <w:color w:val="1A1A1A"/>
+          <w:sz w:val="20"/>
+          <w:szCs w:val="20"/>
+        </w:rPr>
+        <w:t>plt.show()</w:t>
+      </w:r>
+    </w:p>
+    <w:p>
+      <w:pPr>
+        <w:spacing w:before="60" w:after="60"/>
+      </w:pPr>
     </w:p>
     <w:p>
       <w:pPr>
@@ -1246,8 +2648,16 @@
           <w:numId w:val="0"/>
         </w:numPr>
         <w:ind w:left="720"/>
-      </w:pPr>
-      <w:r>
+        <w:rPr>
+          <w:b w:val="0"/>
+          <w:bCs w:val="0"/>
+        </w:rPr>
+      </w:pPr>
+      <w:r>
+        <w:rPr>
+          <w:b w:val="0"/>
+          <w:bCs w:val="0"/>
+        </w:rPr>
         <w:t>Select Turf Corners</w:t>
       </w:r>
     </w:p>
@@ -1271,13 +2681,14 @@
           <w:rFonts w:ascii="Segoe UI Emoji" w:hAnsi="Segoe UI Emoji" w:cs="Segoe UI Emoji"/>
           <w:i/>
           <w:iCs/>
+          <w:noProof/>
           <w:sz w:val="20"/>
           <w:szCs w:val="20"/>
         </w:rPr>
         <w:drawing>
-          <wp:inline distT="0" distB="0" distL="0" distR="0" wp14:anchorId="627069DC" wp14:editId="35126E7C">
-            <wp:extent cx="5731510" cy="3556635"/>
-            <wp:effectExtent l="0" t="0" r="2540" b="5715"/>
+          <wp:inline distT="0" distB="0" distL="0" distR="0" wp14:anchorId="627069DC" wp14:editId="254ED6A1">
+            <wp:extent cx="5996940" cy="3721345"/>
+            <wp:effectExtent l="0" t="0" r="3810" b="0"/>
             <wp:docPr id="667937835" name="Picture 1"/>
             <wp:cNvGraphicFramePr>
               <a:graphicFrameLocks xmlns:a="http://schemas.openxmlformats.org/drawingml/2006/main" noChangeAspect="1"/>
@@ -1298,7 +2709,7 @@
                   <pic:spPr>
                     <a:xfrm>
                       <a:off x="0" y="0"/>
-                      <a:ext cx="5731510" cy="3556635"/>
+                      <a:ext cx="6002956" cy="3725078"/>
                     </a:xfrm>
                     <a:prstGeom prst="rect">
                       <a:avLst/>
@@ -1347,6 +2758,7 @@
           <w:rFonts w:ascii="Segoe UI Emoji" w:hAnsi="Segoe UI Emoji" w:cs="Segoe UI Emoji"/>
           <w:i/>
           <w:iCs/>
+          <w:noProof/>
           <w:sz w:val="20"/>
           <w:szCs w:val="20"/>
         </w:rPr>
@@ -1398,20 +2810,338 @@
     </w:p>
     <w:p>
       <w:pPr>
+        <w:spacing w:before="160" w:after="40"/>
+        <w:rPr>
+          <w:rFonts w:ascii="Times New Roman" w:hAnsi="Times New Roman"/>
+          <w:i/>
+          <w:iCs/>
+        </w:rPr>
+      </w:pPr>
+    </w:p>
+    <w:p>
+      <w:pPr>
+        <w:rPr>
+          <w:rFonts w:ascii="Times New Roman" w:hAnsi="Times New Roman"/>
+          <w:i/>
+          <w:iCs/>
+        </w:rPr>
+      </w:pPr>
+      <w:r>
+        <w:rPr>
+          <w:rFonts w:ascii="Times New Roman" w:hAnsi="Times New Roman"/>
+          <w:i/>
+          <w:iCs/>
+        </w:rPr>
+        <w:br w:type="page"/>
+      </w:r>
+    </w:p>
+    <w:p>
+      <w:pPr>
+        <w:spacing w:before="160" w:after="40"/>
+        <w:rPr>
+          <w:rFonts w:ascii="Times New Roman" w:hAnsi="Times New Roman"/>
+          <w:i/>
+          <w:iCs/>
+          <w:color w:val="555555"/>
+          <w:sz w:val="18"/>
+          <w:szCs w:val="18"/>
+        </w:rPr>
+      </w:pPr>
+      <w:r>
+        <w:rPr>
+          <w:rFonts w:ascii="Times New Roman" w:hAnsi="Times New Roman"/>
+          <w:i/>
+          <w:iCs/>
+        </w:rPr>
+        <w:lastRenderedPageBreak/>
+        <w:t>Homography &amp; Flag Warp</w:t>
+      </w:r>
+    </w:p>
+    <w:p>
+      <w:pPr>
+        <w:pBdr>
+          <w:top w:val="single" w:sz="4" w:space="1" w:color="CCCCCC"/>
+        </w:pBdr>
+        <w:shd w:val="clear" w:color="auto" w:fill="F4F4F4"/>
+        <w:ind w:left="180" w:right="180"/>
+        <w:rPr>
+          <w:rFonts w:ascii="Courier New" w:hAnsi="Courier New" w:cs="Courier New"/>
+          <w:color w:val="1A1A1A"/>
+          <w:sz w:val="20"/>
+          <w:szCs w:val="20"/>
+        </w:rPr>
+      </w:pPr>
+      <w:r>
+        <w:rPr>
+          <w:rFonts w:ascii="Courier New" w:hAnsi="Courier New" w:cs="Courier New"/>
+          <w:color w:val="1A1A1A"/>
+          <w:sz w:val="20"/>
+          <w:szCs w:val="20"/>
+        </w:rPr>
+        <w:t># Map flag corners to the selected turf quad</w:t>
+      </w:r>
+    </w:p>
+    <w:p>
+      <w:pPr>
+        <w:shd w:val="clear" w:color="auto" w:fill="F4F4F4"/>
+        <w:ind w:left="180" w:right="180"/>
+        <w:rPr>
+          <w:rFonts w:ascii="Courier New" w:hAnsi="Courier New" w:cs="Courier New"/>
+          <w:color w:val="1A1A1A"/>
+          <w:sz w:val="20"/>
+          <w:szCs w:val="20"/>
+        </w:rPr>
+      </w:pPr>
+      <w:r>
+        <w:rPr>
+          <w:rFonts w:ascii="Courier New" w:hAnsi="Courier New" w:cs="Courier New"/>
+          <w:color w:val="1A1A1A"/>
+          <w:sz w:val="20"/>
+          <w:szCs w:val="20"/>
+        </w:rPr>
+        <w:t>fh, fw = flag_img.shape[:2]</w:t>
+      </w:r>
+    </w:p>
+    <w:p>
+      <w:pPr>
+        <w:shd w:val="clear" w:color="auto" w:fill="F4F4F4"/>
+        <w:ind w:left="180" w:right="180"/>
+        <w:rPr>
+          <w:rFonts w:ascii="Courier New" w:hAnsi="Courier New" w:cs="Courier New"/>
+          <w:color w:val="1A1A1A"/>
+          <w:sz w:val="20"/>
+          <w:szCs w:val="20"/>
+        </w:rPr>
+      </w:pPr>
+      <w:r>
+        <w:rPr>
+          <w:rFonts w:ascii="Courier New" w:hAnsi="Courier New" w:cs="Courier New"/>
+          <w:color w:val="1A1A1A"/>
+          <w:sz w:val="20"/>
+          <w:szCs w:val="20"/>
+        </w:rPr>
+        <w:t>src_pts = np.float32([[0,0],[fw-1,0],[fw-1,fh-1],[0,fh-1]])</w:t>
+      </w:r>
+    </w:p>
+    <w:p>
+      <w:pPr>
+        <w:shd w:val="clear" w:color="auto" w:fill="F4F4F4"/>
+        <w:ind w:left="180" w:right="180"/>
+        <w:rPr>
+          <w:rFonts w:ascii="Courier New" w:hAnsi="Courier New" w:cs="Courier New"/>
+          <w:color w:val="1A1A1A"/>
+          <w:sz w:val="20"/>
+          <w:szCs w:val="20"/>
+        </w:rPr>
+      </w:pPr>
+      <w:r>
+        <w:rPr>
+          <w:rFonts w:ascii="Courier New" w:hAnsi="Courier New" w:cs="Courier New"/>
+          <w:color w:val="1A1A1A"/>
+          <w:sz w:val="20"/>
+          <w:szCs w:val="20"/>
+        </w:rPr>
+        <w:t>dst_pts = np.float32(clicked_pts)     # [TL, TR, BR, BL]</w:t>
+      </w:r>
+    </w:p>
+    <w:p>
+      <w:pPr>
+        <w:shd w:val="clear" w:color="auto" w:fill="F4F4F4"/>
+        <w:ind w:left="180" w:right="180"/>
+        <w:rPr>
+          <w:rFonts w:ascii="Courier New" w:hAnsi="Courier New" w:cs="Courier New"/>
+          <w:color w:val="1A1A1A"/>
+          <w:sz w:val="20"/>
+          <w:szCs w:val="20"/>
+        </w:rPr>
+      </w:pPr>
+    </w:p>
+    <w:p>
+      <w:pPr>
+        <w:shd w:val="clear" w:color="auto" w:fill="F4F4F4"/>
+        <w:ind w:left="180" w:right="180"/>
+        <w:rPr>
+          <w:rFonts w:ascii="Courier New" w:hAnsi="Courier New" w:cs="Courier New"/>
+          <w:color w:val="1A1A1A"/>
+          <w:sz w:val="20"/>
+          <w:szCs w:val="20"/>
+        </w:rPr>
+      </w:pPr>
+      <w:r>
+        <w:rPr>
+          <w:rFonts w:ascii="Courier New" w:hAnsi="Courier New" w:cs="Courier New"/>
+          <w:color w:val="1A1A1A"/>
+          <w:sz w:val="20"/>
+          <w:szCs w:val="20"/>
+        </w:rPr>
+        <w:t>H, _ = cv2.findHomography(src_pts, dst_pts)</w:t>
+      </w:r>
+    </w:p>
+    <w:p>
+      <w:pPr>
+        <w:shd w:val="clear" w:color="auto" w:fill="F4F4F4"/>
+        <w:ind w:left="180" w:right="180"/>
+        <w:rPr>
+          <w:rFonts w:ascii="Courier New" w:hAnsi="Courier New" w:cs="Courier New"/>
+          <w:color w:val="1A1A1A"/>
+          <w:sz w:val="20"/>
+          <w:szCs w:val="20"/>
+        </w:rPr>
+      </w:pPr>
+    </w:p>
+    <w:p>
+      <w:pPr>
+        <w:shd w:val="clear" w:color="auto" w:fill="F4F4F4"/>
+        <w:ind w:left="180" w:right="180"/>
+        <w:rPr>
+          <w:rFonts w:ascii="Courier New" w:hAnsi="Courier New" w:cs="Courier New"/>
+          <w:color w:val="1A1A1A"/>
+          <w:sz w:val="20"/>
+          <w:szCs w:val="20"/>
+        </w:rPr>
+      </w:pPr>
+      <w:r>
+        <w:rPr>
+          <w:rFonts w:ascii="Courier New" w:hAnsi="Courier New" w:cs="Courier New"/>
+          <w:color w:val="1A1A1A"/>
+          <w:sz w:val="20"/>
+          <w:szCs w:val="20"/>
+        </w:rPr>
+        <w:t># Warp flag and composite onto turf</w:t>
+      </w:r>
+    </w:p>
+    <w:p>
+      <w:pPr>
+        <w:shd w:val="clear" w:color="auto" w:fill="F4F4F4"/>
+        <w:ind w:left="180" w:right="180"/>
+        <w:rPr>
+          <w:rFonts w:ascii="Courier New" w:hAnsi="Courier New" w:cs="Courier New"/>
+          <w:color w:val="1A1A1A"/>
+          <w:sz w:val="20"/>
+          <w:szCs w:val="20"/>
+        </w:rPr>
+      </w:pPr>
+      <w:r>
+        <w:rPr>
+          <w:rFonts w:ascii="Courier New" w:hAnsi="Courier New" w:cs="Courier New"/>
+          <w:color w:val="1A1A1A"/>
+          <w:sz w:val="20"/>
+          <w:szCs w:val="20"/>
+        </w:rPr>
+        <w:t>flag_warped = cv2.warpPerspective(flag_img, H, (turf_w, turf_h))</w:t>
+      </w:r>
+    </w:p>
+    <w:p>
+      <w:pPr>
+        <w:shd w:val="clear" w:color="auto" w:fill="F4F4F4"/>
+        <w:ind w:left="180" w:right="180"/>
+        <w:rPr>
+          <w:rFonts w:ascii="Courier New" w:hAnsi="Courier New" w:cs="Courier New"/>
+          <w:color w:val="1A1A1A"/>
+          <w:sz w:val="20"/>
+          <w:szCs w:val="20"/>
+        </w:rPr>
+      </w:pPr>
+      <w:r>
+        <w:rPr>
+          <w:rFonts w:ascii="Courier New" w:hAnsi="Courier New" w:cs="Courier New"/>
+          <w:color w:val="1A1A1A"/>
+          <w:sz w:val="20"/>
+          <w:szCs w:val="20"/>
+        </w:rPr>
+        <w:t>mask = cv2.warpPerspective(</w:t>
+      </w:r>
+    </w:p>
+    <w:p>
+      <w:pPr>
+        <w:shd w:val="clear" w:color="auto" w:fill="F4F4F4"/>
+        <w:ind w:left="180" w:right="180"/>
+        <w:rPr>
+          <w:rFonts w:ascii="Courier New" w:hAnsi="Courier New" w:cs="Courier New"/>
+          <w:color w:val="1A1A1A"/>
+          <w:sz w:val="20"/>
+          <w:szCs w:val="20"/>
+        </w:rPr>
+      </w:pPr>
+      <w:r>
+        <w:rPr>
+          <w:rFonts w:ascii="Courier New" w:hAnsi="Courier New" w:cs="Courier New"/>
+          <w:color w:val="1A1A1A"/>
+          <w:sz w:val="20"/>
+          <w:szCs w:val="20"/>
+        </w:rPr>
+        <w:t xml:space="preserve">    np.ones((fh, fw), dtype=np.uint8)*255, H, (turf_w, turf_h))</w:t>
+      </w:r>
+    </w:p>
+    <w:p>
+      <w:pPr>
+        <w:shd w:val="clear" w:color="auto" w:fill="F4F4F4"/>
+        <w:ind w:left="180" w:right="180"/>
+        <w:rPr>
+          <w:rFonts w:ascii="Courier New" w:hAnsi="Courier New" w:cs="Courier New"/>
+          <w:color w:val="1A1A1A"/>
+          <w:sz w:val="20"/>
+          <w:szCs w:val="20"/>
+        </w:rPr>
+      </w:pPr>
+      <w:r>
+        <w:rPr>
+          <w:rFonts w:ascii="Courier New" w:hAnsi="Courier New" w:cs="Courier New"/>
+          <w:color w:val="1A1A1A"/>
+          <w:sz w:val="20"/>
+          <w:szCs w:val="20"/>
+        </w:rPr>
+        <w:t>result = turf_img.copy()</w:t>
+      </w:r>
+    </w:p>
+    <w:p>
+      <w:pPr>
+        <w:pBdr>
+          <w:bottom w:val="single" w:sz="4" w:space="1" w:color="CCCCCC"/>
+        </w:pBdr>
+        <w:shd w:val="clear" w:color="auto" w:fill="F4F4F4"/>
+        <w:ind w:left="180" w:right="180"/>
+        <w:rPr>
+          <w:rFonts w:ascii="Courier New" w:hAnsi="Courier New" w:cs="Courier New"/>
+          <w:color w:val="1A1A1A"/>
+          <w:sz w:val="20"/>
+          <w:szCs w:val="20"/>
+        </w:rPr>
+      </w:pPr>
+      <w:r>
+        <w:rPr>
+          <w:rFonts w:ascii="Courier New" w:hAnsi="Courier New" w:cs="Courier New"/>
+          <w:color w:val="1A1A1A"/>
+          <w:sz w:val="20"/>
+          <w:szCs w:val="20"/>
+        </w:rPr>
+        <w:t>result[mask &gt; 0] = flag_warped[mask &gt; 0]</w:t>
+      </w:r>
+    </w:p>
+    <w:p>
+      <w:pPr>
+        <w:spacing w:before="60" w:after="60"/>
+      </w:pPr>
+    </w:p>
+    <w:p>
+      <w:pPr>
         <w:pStyle w:val="Heading2"/>
         <w:numPr>
           <w:ilvl w:val="0"/>
           <w:numId w:val="0"/>
         </w:numPr>
         <w:ind w:left="720"/>
-      </w:pPr>
-      <w:proofErr w:type="spellStart"/>
-      <w:r>
-        <w:t>Homography</w:t>
-      </w:r>
-      <w:proofErr w:type="spellEnd"/>
-      <w:r>
-        <w:t xml:space="preserve"> Matrix</w:t>
+        <w:rPr>
+          <w:b w:val="0"/>
+          <w:bCs w:val="0"/>
+        </w:rPr>
+      </w:pPr>
+      <w:r>
+        <w:rPr>
+          <w:b w:val="0"/>
+          <w:bCs w:val="0"/>
+        </w:rPr>
+        <w:t>Homography Matrix</w:t>
       </w:r>
     </w:p>
     <w:p>
@@ -1430,6 +3160,7 @@
           <w:rFonts w:ascii="Segoe UI Emoji" w:hAnsi="Segoe UI Emoji" w:cs="Segoe UI Emoji"/>
           <w:i/>
           <w:iCs/>
+          <w:noProof/>
           <w:sz w:val="20"/>
           <w:szCs w:val="20"/>
         </w:rPr>
@@ -1481,27 +3212,22 @@
     </w:p>
     <w:p>
       <w:pPr>
-        <w:rPr>
-          <w:rFonts w:ascii="Times New Roman" w:hAnsi="Times New Roman" w:cs="Times New Roman"/>
-          <w:b/>
-          <w:bCs/>
-        </w:rPr>
-      </w:pPr>
-      <w:r>
-        <w:br w:type="page"/>
-      </w:r>
-    </w:p>
-    <w:p>
-      <w:pPr>
         <w:pStyle w:val="Heading2"/>
         <w:numPr>
           <w:ilvl w:val="0"/>
           <w:numId w:val="0"/>
         </w:numPr>
         <w:ind w:left="720"/>
-      </w:pPr>
-      <w:r>
-        <w:lastRenderedPageBreak/>
+        <w:rPr>
+          <w:b w:val="0"/>
+          <w:bCs w:val="0"/>
+        </w:rPr>
+      </w:pPr>
+      <w:r>
+        <w:rPr>
+          <w:b w:val="0"/>
+          <w:bCs w:val="0"/>
+        </w:rPr>
         <w:t>Result</w:t>
       </w:r>
     </w:p>
@@ -1562,6 +3288,55 @@
             </a:graphic>
           </wp:inline>
         </w:drawing>
+      </w:r>
+    </w:p>
+    <w:p>
+      <w:pPr>
+        <w:pBdr>
+          <w:left w:val="single" w:sz="12" w:space="8" w:color="1F5C99"/>
+        </w:pBdr>
+        <w:spacing w:before="80" w:after="80"/>
+        <w:ind w:left="360"/>
+        <w:rPr>
+          <w:rFonts w:ascii="Times New Roman" w:hAnsi="Times New Roman" w:cs="Times New Roman"/>
+        </w:rPr>
+      </w:pPr>
+    </w:p>
+    <w:p>
+      <w:pPr>
+        <w:pBdr>
+          <w:left w:val="single" w:sz="12" w:space="8" w:color="1F5C99"/>
+        </w:pBdr>
+        <w:spacing w:before="80" w:after="80"/>
+        <w:ind w:left="360"/>
+        <w:rPr>
+          <w:rFonts w:ascii="Times New Roman" w:hAnsi="Times New Roman" w:cs="Times New Roman"/>
+        </w:rPr>
+      </w:pPr>
+      <w:r>
+        <w:rPr>
+          <w:rFonts w:ascii="Times New Roman" w:hAnsi="Times New Roman" w:cs="Times New Roman"/>
+        </w:rPr>
+        <w:t xml:space="preserve">Discussion </w:t>
+      </w:r>
+    </w:p>
+    <w:p>
+      <w:pPr>
+        <w:pBdr>
+          <w:left w:val="single" w:sz="12" w:space="8" w:color="1F5C99"/>
+        </w:pBdr>
+        <w:spacing w:before="80" w:after="80"/>
+        <w:ind w:left="720"/>
+        <w:jc w:val="both"/>
+        <w:rPr>
+          <w:rFonts w:ascii="Times New Roman" w:hAnsi="Times New Roman" w:cs="Times New Roman"/>
+        </w:rPr>
+      </w:pPr>
+      <w:r>
+        <w:rPr>
+          <w:rFonts w:ascii="Times New Roman" w:hAnsi="Times New Roman" w:cs="Times New Roman"/>
+        </w:rPr>
+        <w:t>The four turf corners were selected manually and a homography was computed to warp the flag onto the pitch. The result looks correct in perspective. Accuracy depends on how precisely the corners were clicked, and the method assumes the turf surface is flat.</w:t>
       </w:r>
     </w:p>
     <w:p>
@@ -2325,6 +4100,7 @@
   <w:style w:type="character" w:default="1" w:styleId="DefaultParagraphFont">
     <w:name w:val="Default Paragraph Font"/>
     <w:uiPriority w:val="1"/>
+    <w:semiHidden/>
     <w:unhideWhenUsed/>
   </w:style>
   <w:style w:type="table" w:default="1" w:styleId="TableNormal">
